--- a/06-学生侧材料/讲义/2026-06-23-碱金属碱土金属与稀有气体.docx
+++ b/06-学生侧材料/讲义/2026-06-23-碱金属碱土金属与稀有气体.docx
@@ -2,7 +2,7 @@
 <file path=word/document.xml><?xml version="1.0" encoding="utf-8"?>
 <w:document xmlns:w="http://schemas.openxmlformats.org/wordprocessingml/2006/main" xmlns:m="http://schemas.openxmlformats.org/officeDocument/2006/math" xmlns:r="http://schemas.openxmlformats.org/officeDocument/2006/relationships" xmlns:o="urn:schemas-microsoft-com:office:office" xmlns:v="urn:schemas-microsoft-com:vml" xmlns:w10="urn:schemas-microsoft-com:office:word" xmlns:a="http://schemas.openxmlformats.org/drawingml/2006/main" xmlns:pic="http://schemas.openxmlformats.org/drawingml/2006/picture" xmlns:wp="http://schemas.openxmlformats.org/drawingml/2006/wordprocessingDrawing">
   <w:body>
-    <w:bookmarkStart w:id="42" w:name="碱金属碱土金属与稀有气体"/>
+    <w:bookmarkStart w:id="69" w:name="碱金属碱土金属与稀有气体"/>
     <w:p>
       <w:pPr>
         <w:pStyle w:val="Heading1"/>
@@ -195,7 +195,7 @@
       </w:r>
     </w:p>
     <w:bookmarkEnd w:id="9"/>
-    <w:bookmarkStart w:id="14" w:name="一碱金属"/>
+    <w:bookmarkStart w:id="20" w:name="一碱金属"/>
     <w:p>
       <w:pPr>
         <w:pStyle w:val="Heading2"/>
@@ -207,7 +207,7 @@
         <w:t xml:space="preserve">一、碱金属</w:t>
       </w:r>
     </w:p>
-    <w:bookmarkStart w:id="10" w:name="锂的特殊性"/>
+    <w:bookmarkStart w:id="13" w:name="锂的特殊性"/>
     <w:p>
       <w:pPr>
         <w:pStyle w:val="Heading3"/>
@@ -306,7 +306,7 @@
           <w:p>
             <w:pPr>
               <w:pStyle w:val="Compact"/>
-              <w:jc w:val="left"/>
+              <w:jc w:val="center"/>
             </w:pPr>
             <w:r>
               <w:rPr>
@@ -322,7 +322,7 @@
           <w:p>
             <w:pPr>
               <w:pStyle w:val="Compact"/>
-              <w:jc w:val="left"/>
+              <w:jc w:val="center"/>
             </w:pPr>
             <w:r>
               <w:rPr>
@@ -338,7 +338,7 @@
           <w:p>
             <w:pPr>
               <w:pStyle w:val="Compact"/>
-              <w:jc w:val="left"/>
+              <w:jc w:val="center"/>
             </w:pPr>
             <w:r>
               <w:rPr>
@@ -354,7 +354,7 @@
           <w:p>
             <w:pPr>
               <w:pStyle w:val="Compact"/>
-              <w:jc w:val="left"/>
+              <w:jc w:val="center"/>
             </w:pPr>
             <w:r>
               <w:rPr>
@@ -372,7 +372,7 @@
           <w:p>
             <w:pPr>
               <w:pStyle w:val="Compact"/>
-              <w:jc w:val="left"/>
+              <w:jc w:val="center"/>
             </w:pPr>
             <w:r>
               <w:rPr>
@@ -387,7 +387,7 @@
           <w:p>
             <w:pPr>
               <w:pStyle w:val="Compact"/>
-              <w:jc w:val="left"/>
+              <w:jc w:val="center"/>
             </w:pPr>
             <w:r>
               <w:rPr>
@@ -414,7 +414,7 @@
           <w:p>
             <w:pPr>
               <w:pStyle w:val="Compact"/>
-              <w:jc w:val="left"/>
+              <w:jc w:val="center"/>
             </w:pPr>
             <w:r>
               <w:rPr>
@@ -441,7 +441,7 @@
           <w:p>
             <w:pPr>
               <w:pStyle w:val="Compact"/>
-              <w:jc w:val="left"/>
+              <w:jc w:val="center"/>
             </w:pPr>
             <w:r>
               <w:rPr>
@@ -464,7 +464,7 @@
           <w:p>
             <w:pPr>
               <w:pStyle w:val="Compact"/>
-              <w:jc w:val="left"/>
+              <w:jc w:val="center"/>
             </w:pPr>
             <w:r>
               <w:rPr>
@@ -479,7 +479,7 @@
           <w:p>
             <w:pPr>
               <w:pStyle w:val="Compact"/>
-              <w:jc w:val="left"/>
+              <w:jc w:val="center"/>
             </w:pPr>
             <w:r>
               <w:rPr>
@@ -500,7 +500,7 @@
           <w:p>
             <w:pPr>
               <w:pStyle w:val="Compact"/>
-              <w:jc w:val="left"/>
+              <w:jc w:val="center"/>
             </w:pPr>
             <w:r>
               <w:rPr>
@@ -539,7 +539,7 @@
           <w:p>
             <w:pPr>
               <w:pStyle w:val="Compact"/>
-              <w:jc w:val="left"/>
+              <w:jc w:val="center"/>
             </w:pPr>
             <w:r>
               <w:rPr>
@@ -562,7 +562,7 @@
           <w:p>
             <w:pPr>
               <w:pStyle w:val="Compact"/>
-              <w:jc w:val="left"/>
+              <w:jc w:val="center"/>
             </w:pPr>
             <w:r>
               <w:rPr>
@@ -577,7 +577,7 @@
           <w:p>
             <w:pPr>
               <w:pStyle w:val="Compact"/>
-              <w:jc w:val="left"/>
+              <w:jc w:val="center"/>
             </w:pPr>
             <w:r>
               <w:rPr>
@@ -604,7 +604,7 @@
           <w:p>
             <w:pPr>
               <w:pStyle w:val="Compact"/>
-              <w:jc w:val="left"/>
+              <w:jc w:val="center"/>
             </w:pPr>
             <w:r>
               <w:rPr>
@@ -619,7 +619,7 @@
           <w:p>
             <w:pPr>
               <w:pStyle w:val="Compact"/>
-              <w:jc w:val="left"/>
+              <w:jc w:val="center"/>
             </w:pPr>
             <w:r>
               <w:rPr>
@@ -642,7 +642,7 @@
           <w:p>
             <w:pPr>
               <w:pStyle w:val="Compact"/>
-              <w:jc w:val="left"/>
+              <w:jc w:val="center"/>
             </w:pPr>
             <w:r>
               <w:rPr>
@@ -657,7 +657,7 @@
           <w:p>
             <w:pPr>
               <w:pStyle w:val="Compact"/>
-              <w:jc w:val="left"/>
+              <w:jc w:val="center"/>
             </w:pPr>
             <w:r>
               <w:rPr>
@@ -672,7 +672,7 @@
           <w:p>
             <w:pPr>
               <w:pStyle w:val="Compact"/>
-              <w:jc w:val="left"/>
+              <w:jc w:val="center"/>
             </w:pPr>
             <w:r>
               <w:rPr>
@@ -687,7 +687,7 @@
           <w:p>
             <w:pPr>
               <w:pStyle w:val="Compact"/>
-              <w:jc w:val="left"/>
+              <w:jc w:val="center"/>
             </w:pPr>
             <w:r>
               <w:rPr>
@@ -728,7 +728,7 @@
           <w:p>
             <w:pPr>
               <w:pStyle w:val="Compact"/>
-              <w:jc w:val="left"/>
+              <w:jc w:val="center"/>
             </w:pPr>
             <w:r>
               <w:rPr>
@@ -749,7 +749,7 @@
           <w:p>
             <w:pPr>
               <w:pStyle w:val="Compact"/>
-              <w:jc w:val="left"/>
+              <w:jc w:val="center"/>
             </w:pPr>
             <w:r>
               <w:rPr>
@@ -764,7 +764,7 @@
           <w:p>
             <w:pPr>
               <w:pStyle w:val="Compact"/>
-              <w:jc w:val="left"/>
+              <w:jc w:val="center"/>
             </w:pPr>
             <w:r>
               <w:rPr>
@@ -779,7 +779,7 @@
           <w:p>
             <w:pPr>
               <w:pStyle w:val="Compact"/>
-              <w:jc w:val="left"/>
+              <w:jc w:val="center"/>
             </w:pPr>
             <w:r>
               <w:rPr>
@@ -814,7 +814,7 @@
           <w:p>
             <w:pPr>
               <w:pStyle w:val="Compact"/>
-              <w:jc w:val="left"/>
+              <w:jc w:val="center"/>
             </w:pPr>
             <w:r>
               <w:rPr>
@@ -841,7 +841,7 @@
           <w:p>
             <w:pPr>
               <w:pStyle w:val="Compact"/>
-              <w:jc w:val="left"/>
+              <w:jc w:val="center"/>
             </w:pPr>
             <w:r>
               <w:rPr>
@@ -856,7 +856,7 @@
           <w:p>
             <w:pPr>
               <w:pStyle w:val="Compact"/>
-              <w:jc w:val="left"/>
+              <w:jc w:val="center"/>
             </w:pPr>
             <w:r>
               <w:rPr>
@@ -871,7 +871,7 @@
           <w:p>
             <w:pPr>
               <w:pStyle w:val="Compact"/>
-              <w:jc w:val="left"/>
+              <w:jc w:val="center"/>
             </w:pPr>
             <w:r>
               <w:rPr>
@@ -905,12 +905,6 @@
       <w:pPr>
         <w:pStyle w:val="BlockText"/>
       </w:pPr>
-      <w:r>
-        <w:t xml:space="preserve">💡</w:t>
-      </w:r>
-      <w:r>
-        <w:t xml:space="preserve"> </w:t>
-      </w:r>
       <w:r>
         <w:rPr>
           <w:rFonts w:hint="eastAsia" w:eastAsia="SimSun" w:ascii="Times New Roman" w:hAnsi="Times New Roman"/>
@@ -1120,6 +1114,12 @@
       <m:oMathPara>
         <m:oMathParaPr>
           <m:jc m:val="center"/>
+          <m:ctrlPr>
+            <w:rPr>
+              <w:sz w:val="28"/>
+              <w:szCs w:val="28"/>
+            </w:rPr>
+          </m:ctrlPr>
         </m:oMathParaPr>
         <m:oMath>
           <m:r>
@@ -1391,120 +1391,184 @@
     <w:p>
       <w:pPr>
         <w:pStyle w:val="BodyText"/>
+        <w:jc w:val="center"/>
       </w:pPr>
       <w:r>
         <w:rPr>
-          <w:rFonts w:hint="eastAsia" w:eastAsia="SimSun" w:ascii="Times New Roman" w:hAnsi="Times New Roman"/>
-        </w:rPr>
-        <w:t xml:space="preserve">!碱金属电极电势的</w:t>
-      </w:r>
-      <w:r>
-        <w:t xml:space="preserve"> Born-Haber </w:t>
-      </w:r>
-      <w:r>
-        <w:rPr>
-          <w:rFonts w:hint="eastAsia" w:eastAsia="SimSun" w:ascii="Times New Roman" w:hAnsi="Times New Roman"/>
-        </w:rPr>
-        <w:t xml:space="preserve">循环</w:t>
-      </w:r>
-      <w:r>
-        <w:t xml:space="preserve"> </w:t>
-      </w:r>
-      <w:r>
-        <w:rPr>
-          <w:rFonts w:hint="eastAsia" w:eastAsia="SimSun" w:ascii="Times New Roman" w:hAnsi="Times New Roman"/>
-          <w:i/>
+          <w:b w:val="0"/>
+          <w:i w:val="0"/>
+          <w:sz w:val="21"/>
+        </w:rPr>
+        <w:drawing>
+          <wp:inline>
+            <wp:extent cx="5054600" cy="10426700"/>
+            <wp:effectExtent b="0" l="0" r="0" t="0"/>
+            <wp:docPr descr="碱金属电极电势的 Born-Haber 循环" title="" id="11" name="Picture"/>
+            <a:graphic>
+              <a:graphicData uri="http://schemas.openxmlformats.org/drawingml/2006/picture">
+                <pic:pic>
+                  <pic:nvPicPr>
+                    <pic:cNvPr descr="media/weller-alkali-metal-thermodynamic-cycle-electrode-potential.jpg" id="12" name="Picture"/>
+                    <pic:cNvPicPr>
+                      <a:picLocks noChangeArrowheads="1" noChangeAspect="1"/>
+                    </pic:cNvPicPr>
+                  </pic:nvPicPr>
+                  <pic:blipFill>
+                    <a:blip r:embed="rId10"/>
+                    <a:stretch>
+                      <a:fillRect/>
+                    </a:stretch>
+                  </pic:blipFill>
+                  <pic:spPr bwMode="auto">
+                    <a:xfrm>
+                      <a:off x="0" y="0"/>
+                      <a:ext cx="5054600" cy="10426700"/>
+                    </a:xfrm>
+                    <a:prstGeom prst="rect">
+                      <a:avLst/>
+                    </a:prstGeom>
+                    <a:noFill/>
+                    <a:ln w="9525">
+                      <a:noFill/>
+                      <a:headEnd/>
+                      <a:tailEnd/>
+                    </a:ln>
+                  </pic:spPr>
+                </pic:pic>
+              </a:graphicData>
+            </a:graphic>
+          </wp:inline>
+        </w:drawing>
+      </w:r>
+      <w:r>
+        <w:rPr>
+          <w:b w:val="0"/>
+          <w:i w:val="0"/>
+          <w:sz w:val="21"/>
+        </w:rPr>
+        <w:t xml:space="preserve"> </w:t>
+      </w:r>
+      <w:r>
+        <w:rPr>
+          <w:rFonts w:hint="eastAsia" w:eastAsia="FangSong" w:ascii="Times New Roman" w:hAnsi="Times New Roman"/>
+          <w:b w:val="0"/>
+          <w:i w:val="0"/>
           <w:iCs/>
+          <w:sz w:val="21"/>
         </w:rPr>
         <w:t xml:space="preserve">图</w:t>
       </w:r>
       <w:r>
         <w:rPr>
-          <w:i/>
+          <w:b w:val="0"/>
+          <w:i w:val="0"/>
           <w:iCs/>
-        </w:rPr>
-        <w:t xml:space="preserve"> </w:t>
-      </w:r>
-      <w:r>
-        <w:rPr>
-          <w:rFonts w:hint="eastAsia" w:eastAsia="SimSun" w:ascii="Times New Roman" w:hAnsi="Times New Roman"/>
-          <w:i/>
+          <w:sz w:val="21"/>
+        </w:rPr>
+        <w:t xml:space="preserve"> </w:t>
+      </w:r>
+      <w:r>
+        <w:rPr>
+          <w:rFonts w:hint="eastAsia" w:eastAsia="FangSong" w:ascii="Times New Roman" w:hAnsi="Times New Roman"/>
+          <w:b w:val="0"/>
+          <w:i w:val="0"/>
           <w:iCs/>
+          <w:sz w:val="21"/>
         </w:rPr>
         <w:t xml:space="preserve">半反应</w:t>
       </w:r>
       <w:r>
         <w:rPr>
-          <w:i/>
+          <w:b w:val="0"/>
+          <w:i w:val="0"/>
           <w:iCs/>
+          <w:sz w:val="21"/>
         </w:rPr>
         <w:t xml:space="preserve"> M(s) → M⁺(aq) + e⁻ </w:t>
       </w:r>
       <w:r>
         <w:rPr>
-          <w:rFonts w:hint="eastAsia" w:eastAsia="SimSun" w:ascii="Times New Roman" w:hAnsi="Times New Roman"/>
-          <w:i/>
+          <w:rFonts w:hint="eastAsia" w:eastAsia="FangSong" w:ascii="Times New Roman" w:hAnsi="Times New Roman"/>
+          <w:b w:val="0"/>
+          <w:i w:val="0"/>
           <w:iCs/>
+          <w:sz w:val="21"/>
         </w:rPr>
         <w:t xml:space="preserve">的热力学循环</w:t>
       </w:r>
       <w:r>
         <w:rPr>
-          <w:i/>
+          <w:b w:val="0"/>
+          <w:i w:val="0"/>
           <w:iCs/>
+          <w:sz w:val="21"/>
         </w:rPr>
         <w:t xml:space="preserve"> — </w:t>
       </w:r>
       <w:r>
         <w:rPr>
-          <w:rFonts w:hint="eastAsia" w:eastAsia="SimSun" w:ascii="Times New Roman" w:hAnsi="Times New Roman"/>
-          <w:i/>
+          <w:rFonts w:hint="eastAsia" w:eastAsia="FangSong" w:ascii="Times New Roman" w:hAnsi="Times New Roman"/>
+          <w:b w:val="0"/>
+          <w:i w:val="0"/>
           <w:iCs/>
+          <w:sz w:val="21"/>
         </w:rPr>
         <w:t xml:space="preserve">升华焓</w:t>
       </w:r>
       <w:r>
         <w:rPr>
-          <w:i/>
+          <w:b w:val="0"/>
+          <w:i w:val="0"/>
           <w:iCs/>
+          <w:sz w:val="21"/>
         </w:rPr>
         <w:t xml:space="preserve"> + </w:t>
       </w:r>
       <w:r>
         <w:rPr>
-          <w:rFonts w:hint="eastAsia" w:eastAsia="SimSun" w:ascii="Times New Roman" w:hAnsi="Times New Roman"/>
-          <w:i/>
+          <w:rFonts w:hint="eastAsia" w:eastAsia="FangSong" w:ascii="Times New Roman" w:hAnsi="Times New Roman"/>
+          <w:b w:val="0"/>
+          <w:i w:val="0"/>
           <w:iCs/>
+          <w:sz w:val="21"/>
         </w:rPr>
         <w:t xml:space="preserve">电离能</w:t>
       </w:r>
       <w:r>
         <w:rPr>
-          <w:i/>
+          <w:b w:val="0"/>
+          <w:i w:val="0"/>
           <w:iCs/>
+          <w:sz w:val="21"/>
         </w:rPr>
         <w:t xml:space="preserve"> + </w:t>
       </w:r>
       <w:r>
         <w:rPr>
-          <w:rFonts w:hint="eastAsia" w:eastAsia="SimSun" w:ascii="Times New Roman" w:hAnsi="Times New Roman"/>
-          <w:i/>
+          <w:rFonts w:hint="eastAsia" w:eastAsia="FangSong" w:ascii="Times New Roman" w:hAnsi="Times New Roman"/>
+          <w:b w:val="0"/>
+          <w:i w:val="0"/>
           <w:iCs/>
+          <w:sz w:val="21"/>
         </w:rPr>
         <w:t xml:space="preserve">水合焓三者之和决定标准电极电势（Weller</w:t>
       </w:r>
       <w:r>
         <w:rPr>
-          <w:i/>
+          <w:b w:val="0"/>
+          <w:i w:val="0"/>
           <w:iCs/>
-        </w:rPr>
-        <w:t xml:space="preserve"> </w:t>
-      </w:r>
-      <w:r>
-        <w:rPr>
-          <w:rFonts w:hint="eastAsia" w:eastAsia="SimSun" w:ascii="Times New Roman" w:hAnsi="Times New Roman"/>
-          <w:i/>
+          <w:sz w:val="21"/>
+        </w:rPr>
+        <w:t xml:space="preserve"> </w:t>
+      </w:r>
+      <w:r>
+        <w:rPr>
+          <w:rFonts w:hint="eastAsia" w:eastAsia="FangSong" w:ascii="Times New Roman" w:hAnsi="Times New Roman"/>
+          <w:b w:val="0"/>
+          <w:i w:val="0"/>
           <w:iCs/>
+          <w:sz w:val="21"/>
         </w:rPr>
         <w:t xml:space="preserve">图11.3）</w:t>
       </w:r>
@@ -1642,8 +1706,8 @@
         <w:t xml:space="preserve">。</w:t>
       </w:r>
     </w:p>
-    <w:bookmarkEnd w:id="10"/>
-    <w:bookmarkStart w:id="11" w:name="碱金属与空气反应产物"/>
+    <w:bookmarkEnd w:id="13"/>
+    <w:bookmarkStart w:id="17" w:name="碱金属与空气反应产物"/>
     <w:p>
       <w:pPr>
         <w:pStyle w:val="Heading3"/>
@@ -1680,7 +1744,7 @@
           <w:p>
             <w:pPr>
               <w:pStyle w:val="Compact"/>
-              <w:jc w:val="left"/>
+              <w:jc w:val="center"/>
             </w:pPr>
             <w:r>
               <w:rPr>
@@ -1696,7 +1760,7 @@
           <w:p>
             <w:pPr>
               <w:pStyle w:val="Compact"/>
-              <w:jc w:val="left"/>
+              <w:jc w:val="center"/>
             </w:pPr>
             <w:r>
               <w:rPr>
@@ -1712,7 +1776,7 @@
           <w:p>
             <w:pPr>
               <w:pStyle w:val="Compact"/>
-              <w:jc w:val="left"/>
+              <w:jc w:val="center"/>
             </w:pPr>
             <w:r>
               <w:rPr>
@@ -1769,7 +1833,7 @@
           <w:p>
             <w:pPr>
               <w:pStyle w:val="Compact"/>
-              <w:jc w:val="left"/>
+              <w:jc w:val="center"/>
             </w:pPr>
             <w:r>
               <w:rPr>
@@ -1784,7 +1848,7 @@
           <w:p>
             <w:pPr>
               <w:pStyle w:val="Compact"/>
-              <w:jc w:val="left"/>
+              <w:jc w:val="center"/>
             </w:pPr>
             <w:r>
               <w:rPr>
@@ -1799,7 +1863,7 @@
           <w:p>
             <w:pPr>
               <w:pStyle w:val="Compact"/>
-              <w:jc w:val="left"/>
+              <w:jc w:val="center"/>
             </w:pPr>
             <w:r>
               <w:rPr>
@@ -1846,7 +1910,7 @@
           <w:p>
             <w:pPr>
               <w:pStyle w:val="Compact"/>
-              <w:jc w:val="left"/>
+              <w:jc w:val="center"/>
             </w:pPr>
             <w:r>
               <w:rPr>
@@ -1861,7 +1925,7 @@
           <w:p>
             <w:pPr>
               <w:pStyle w:val="Compact"/>
-              <w:jc w:val="left"/>
+              <w:jc w:val="center"/>
             </w:pPr>
             <w:r>
               <w:rPr>
@@ -1876,7 +1940,7 @@
           <w:p>
             <w:pPr>
               <w:pStyle w:val="Compact"/>
-              <w:jc w:val="left"/>
+              <w:jc w:val="center"/>
             </w:pPr>
             <w:r>
               <w:rPr>
@@ -1923,7 +1987,7 @@
           <w:p>
             <w:pPr>
               <w:pStyle w:val="Compact"/>
-              <w:jc w:val="left"/>
+              <w:jc w:val="center"/>
             </w:pPr>
             <w:r>
               <w:rPr>
@@ -1938,7 +2002,7 @@
           <w:p>
             <w:pPr>
               <w:pStyle w:val="Compact"/>
-              <w:jc w:val="left"/>
+              <w:jc w:val="center"/>
             </w:pPr>
             <w:r>
               <w:rPr>
@@ -1953,7 +2017,7 @@
           <w:p>
             <w:pPr>
               <w:pStyle w:val="Compact"/>
-              <w:jc w:val="left"/>
+              <w:jc w:val="center"/>
             </w:pPr>
             <w:r>
               <w:rPr>
@@ -2000,7 +2064,7 @@
           <w:p>
             <w:pPr>
               <w:pStyle w:val="Compact"/>
-              <w:jc w:val="left"/>
+              <w:jc w:val="center"/>
             </w:pPr>
             <w:r>
               <w:rPr>
@@ -2015,7 +2079,7 @@
           <w:p>
             <w:pPr>
               <w:pStyle w:val="Compact"/>
-              <w:jc w:val="left"/>
+              <w:jc w:val="center"/>
             </w:pPr>
             <w:r>
               <w:rPr>
@@ -2030,7 +2094,7 @@
           <w:p>
             <w:pPr>
               <w:pStyle w:val="Compact"/>
-              <w:jc w:val="left"/>
+              <w:jc w:val="center"/>
             </w:pPr>
             <w:r>
               <w:rPr>
@@ -2077,7 +2141,7 @@
           <w:p>
             <w:pPr>
               <w:pStyle w:val="Compact"/>
-              <w:jc w:val="left"/>
+              <w:jc w:val="center"/>
             </w:pPr>
             <w:r>
               <w:rPr>
@@ -2092,7 +2156,7 @@
           <w:p>
             <w:pPr>
               <w:pStyle w:val="Compact"/>
-              <w:jc w:val="left"/>
+              <w:jc w:val="center"/>
             </w:pPr>
             <w:r>
               <w:rPr>
@@ -2107,7 +2171,7 @@
           <w:p>
             <w:pPr>
               <w:pStyle w:val="Compact"/>
-              <w:jc w:val="left"/>
+              <w:jc w:val="center"/>
             </w:pPr>
             <w:r>
               <w:rPr>
@@ -2211,12 +2275,6 @@
         <w:pStyle w:val="BlockText"/>
       </w:pPr>
       <w:r>
-        <w:t xml:space="preserve">💡</w:t>
-      </w:r>
-      <w:r>
-        <w:t xml:space="preserve"> </w:t>
-      </w:r>
-      <w:r>
         <w:rPr>
           <w:rFonts w:hint="eastAsia" w:eastAsia="SimSun" w:ascii="Times New Roman" w:hAnsi="Times New Roman"/>
           <w:b/>
@@ -2267,120 +2325,184 @@
     <w:p>
       <w:pPr>
         <w:pStyle w:val="FirstParagraph"/>
+        <w:jc w:val="center"/>
       </w:pPr>
       <w:r>
         <w:rPr>
-          <w:rFonts w:hint="eastAsia" w:eastAsia="SimSun" w:ascii="Times New Roman" w:hAnsi="Times New Roman"/>
-        </w:rPr>
-        <w:t xml:space="preserve">!超氧化物</w:t>
-      </w:r>
-      <w:r>
+          <w:b w:val="0"/>
+          <w:i w:val="0"/>
+          <w:sz w:val="21"/>
+        </w:rPr>
+        <w:drawing>
+          <wp:inline>
+            <wp:extent cx="4241800" cy="5473700"/>
+            <wp:effectExtent b="0" l="0" r="0" t="0"/>
+            <wp:docPr descr="超氧化物 MO₂ 的晶体结构" title="" id="15" name="Picture"/>
+            <a:graphic>
+              <a:graphicData uri="http://schemas.openxmlformats.org/drawingml/2006/picture">
+                <pic:pic>
+                  <pic:nvPicPr>
+                    <pic:cNvPr descr="media/weller-group1-superoxide-mo2-structure.jpg" id="16" name="Picture"/>
+                    <pic:cNvPicPr>
+                      <a:picLocks noChangeArrowheads="1" noChangeAspect="1"/>
+                    </pic:cNvPicPr>
+                  </pic:nvPicPr>
+                  <pic:blipFill>
+                    <a:blip r:embed="rId14"/>
+                    <a:stretch>
+                      <a:fillRect/>
+                    </a:stretch>
+                  </pic:blipFill>
+                  <pic:spPr bwMode="auto">
+                    <a:xfrm>
+                      <a:off x="0" y="0"/>
+                      <a:ext cx="4241800" cy="5473700"/>
+                    </a:xfrm>
+                    <a:prstGeom prst="rect">
+                      <a:avLst/>
+                    </a:prstGeom>
+                    <a:noFill/>
+                    <a:ln w="9525">
+                      <a:noFill/>
+                      <a:headEnd/>
+                      <a:tailEnd/>
+                    </a:ln>
+                  </pic:spPr>
+                </pic:pic>
+              </a:graphicData>
+            </a:graphic>
+          </wp:inline>
+        </w:drawing>
+      </w:r>
+      <w:r>
+        <w:rPr>
+          <w:b w:val="0"/>
+          <w:i w:val="0"/>
+          <w:sz w:val="21"/>
+        </w:rPr>
+        <w:t xml:space="preserve"> </w:t>
+      </w:r>
+      <w:r>
+        <w:rPr>
+          <w:rFonts w:hint="eastAsia" w:eastAsia="FangSong" w:ascii="Times New Roman" w:hAnsi="Times New Roman"/>
+          <w:b w:val="0"/>
+          <w:i w:val="0"/>
+          <w:iCs/>
+          <w:sz w:val="21"/>
+        </w:rPr>
+        <w:t xml:space="preserve">图</w:t>
+      </w:r>
+      <w:r>
+        <w:rPr>
+          <w:b w:val="0"/>
+          <w:i w:val="0"/>
+          <w:iCs/>
+          <w:sz w:val="21"/>
+        </w:rPr>
+        <w:t xml:space="preserve"> </w:t>
+      </w:r>
+      <w:r>
+        <w:rPr>
+          <w:rFonts w:hint="eastAsia" w:eastAsia="FangSong" w:ascii="Times New Roman" w:hAnsi="Times New Roman"/>
+          <w:b w:val="0"/>
+          <w:i w:val="0"/>
+          <w:iCs/>
+          <w:sz w:val="21"/>
+        </w:rPr>
+        <w:t xml:space="preserve">第</w:t>
+      </w:r>
+      <w:r>
+        <w:rPr>
+          <w:b w:val="0"/>
+          <w:i w:val="0"/>
+          <w:iCs/>
+          <w:sz w:val="21"/>
+        </w:rPr>
+        <w:t xml:space="preserve"> 1 </w:t>
+      </w:r>
+      <w:r>
+        <w:rPr>
+          <w:rFonts w:hint="eastAsia" w:eastAsia="FangSong" w:ascii="Times New Roman" w:hAnsi="Times New Roman"/>
+          <w:b w:val="0"/>
+          <w:i w:val="0"/>
+          <w:iCs/>
+          <w:sz w:val="21"/>
+        </w:rPr>
+        <w:t xml:space="preserve">族超氧化物</w:t>
+      </w:r>
+      <w:r>
+        <w:rPr>
+          <w:b w:val="0"/>
+          <w:i w:val="0"/>
+          <w:iCs/>
+          <w:sz w:val="21"/>
+        </w:rPr>
         <w:t xml:space="preserve"> MO₂ </w:t>
       </w:r>
       <w:r>
         <w:rPr>
-          <w:rFonts w:hint="eastAsia" w:eastAsia="SimSun" w:ascii="Times New Roman" w:hAnsi="Times New Roman"/>
-        </w:rPr>
-        <w:t xml:space="preserve">的晶体结构</w:t>
-      </w:r>
-      <w:r>
-        <w:t xml:space="preserve"> </w:t>
-      </w:r>
-      <w:r>
-        <w:rPr>
-          <w:rFonts w:hint="eastAsia" w:eastAsia="SimSun" w:ascii="Times New Roman" w:hAnsi="Times New Roman"/>
-          <w:i/>
+          <w:rFonts w:hint="eastAsia" w:eastAsia="FangSong" w:ascii="Times New Roman" w:hAnsi="Times New Roman"/>
+          <w:b w:val="0"/>
+          <w:i w:val="0"/>
           <w:iCs/>
-        </w:rPr>
-        <w:t xml:space="preserve">图</w:t>
-      </w:r>
-      <w:r>
-        <w:rPr>
-          <w:i/>
+          <w:sz w:val="21"/>
+        </w:rPr>
+        <w:t xml:space="preserve">的结构</w:t>
+      </w:r>
+      <w:r>
+        <w:rPr>
+          <w:b w:val="0"/>
+          <w:i w:val="0"/>
           <w:iCs/>
-        </w:rPr>
-        <w:t xml:space="preserve"> </w:t>
-      </w:r>
-      <w:r>
-        <w:rPr>
-          <w:rFonts w:hint="eastAsia" w:eastAsia="SimSun" w:ascii="Times New Roman" w:hAnsi="Times New Roman"/>
-          <w:i/>
+          <w:sz w:val="21"/>
+        </w:rPr>
+        <w:t xml:space="preserve"> — </w:t>
+      </w:r>
+      <w:r>
+        <w:rPr>
+          <w:rFonts w:hint="eastAsia" w:eastAsia="FangSong" w:ascii="Times New Roman" w:hAnsi="Times New Roman"/>
+          <w:b w:val="0"/>
+          <w:i w:val="0"/>
           <w:iCs/>
-        </w:rPr>
-        <w:t xml:space="preserve">第</w:t>
-      </w:r>
-      <w:r>
-        <w:rPr>
-          <w:i/>
+          <w:sz w:val="21"/>
+        </w:rPr>
+        <w:t xml:space="preserve">阳离子半径增大</w:t>
+      </w:r>
+      <w:r>
+        <w:rPr>
+          <w:b w:val="0"/>
+          <w:i w:val="0"/>
           <w:iCs/>
-        </w:rPr>
-        <w:t xml:space="preserve"> 1 </w:t>
-      </w:r>
-      <w:r>
-        <w:rPr>
-          <w:rFonts w:hint="eastAsia" w:eastAsia="SimSun" w:ascii="Times New Roman" w:hAnsi="Times New Roman"/>
-          <w:i/>
+          <w:sz w:val="21"/>
+        </w:rPr>
+        <w:t xml:space="preserve"> → </w:t>
+      </w:r>
+      <w:r>
+        <w:rPr>
+          <w:rFonts w:hint="eastAsia" w:eastAsia="FangSong" w:ascii="Times New Roman" w:hAnsi="Times New Roman"/>
+          <w:b w:val="0"/>
+          <w:i w:val="0"/>
           <w:iCs/>
-        </w:rPr>
-        <w:t xml:space="preserve">族超氧化物</w:t>
-      </w:r>
-      <w:r>
-        <w:rPr>
-          <w:i/>
+          <w:sz w:val="21"/>
+        </w:rPr>
+        <w:t xml:space="preserve">阴离子从</w:t>
+      </w:r>
+      <w:r>
+        <w:rPr>
+          <w:b w:val="0"/>
+          <w:i w:val="0"/>
           <w:iCs/>
-        </w:rPr>
-        <w:t xml:space="preserve"> MO₂ </w:t>
-      </w:r>
-      <w:r>
-        <w:rPr>
-          <w:rFonts w:hint="eastAsia" w:eastAsia="SimSun" w:ascii="Times New Roman" w:hAnsi="Times New Roman"/>
-          <w:i/>
+          <w:sz w:val="21"/>
+        </w:rPr>
+        <w:t xml:space="preserve"> O²⁻→O₂²⁻→O₂⁻ </w:t>
+      </w:r>
+      <w:r>
+        <w:rPr>
+          <w:rFonts w:hint="eastAsia" w:eastAsia="FangSong" w:ascii="Times New Roman" w:hAnsi="Times New Roman"/>
+          <w:b w:val="0"/>
+          <w:i w:val="0"/>
           <w:iCs/>
-        </w:rPr>
-        <w:t xml:space="preserve">的结构</w:t>
-      </w:r>
-      <w:r>
-        <w:rPr>
-          <w:i/>
-          <w:iCs/>
-        </w:rPr>
-        <w:t xml:space="preserve"> — </w:t>
-      </w:r>
-      <w:r>
-        <w:rPr>
-          <w:rFonts w:hint="eastAsia" w:eastAsia="SimSun" w:ascii="Times New Roman" w:hAnsi="Times New Roman"/>
-          <w:i/>
-          <w:iCs/>
-        </w:rPr>
-        <w:t xml:space="preserve">阳离子半径增大</w:t>
-      </w:r>
-      <w:r>
-        <w:rPr>
-          <w:i/>
-          <w:iCs/>
-        </w:rPr>
-        <w:t xml:space="preserve"> → </w:t>
-      </w:r>
-      <w:r>
-        <w:rPr>
-          <w:rFonts w:hint="eastAsia" w:eastAsia="SimSun" w:ascii="Times New Roman" w:hAnsi="Times New Roman"/>
-          <w:i/>
-          <w:iCs/>
-        </w:rPr>
-        <w:t xml:space="preserve">阴离子从</w:t>
-      </w:r>
-      <w:r>
-        <w:rPr>
-          <w:i/>
-          <w:iCs/>
-        </w:rPr>
-        <w:t xml:space="preserve"> O²⁻→O₂²⁻→O₂⁻ </w:t>
-      </w:r>
-      <w:r>
-        <w:rPr>
-          <w:rFonts w:hint="eastAsia" w:eastAsia="SimSun" w:ascii="Times New Roman" w:hAnsi="Times New Roman"/>
-          <w:i/>
-          <w:iCs/>
+          <w:sz w:val="21"/>
         </w:rPr>
         <w:t xml:space="preserve">逐级复杂化</w:t>
       </w:r>
@@ -2439,7 +2561,7 @@
           <w:p>
             <w:pPr>
               <w:pStyle w:val="Compact"/>
-              <w:jc w:val="left"/>
+              <w:jc w:val="center"/>
             </w:pPr>
             <w:r>
               <w:rPr>
@@ -2455,7 +2577,7 @@
           <w:p>
             <w:pPr>
               <w:pStyle w:val="Compact"/>
-              <w:jc w:val="left"/>
+              <w:jc w:val="center"/>
             </w:pPr>
             <w:r>
               <w:rPr>
@@ -2471,7 +2593,7 @@
           <w:p>
             <w:pPr>
               <w:pStyle w:val="Compact"/>
-              <w:jc w:val="left"/>
+              <w:jc w:val="center"/>
             </w:pPr>
             <w:r>
               <w:rPr>
@@ -2489,7 +2611,7 @@
           <w:p>
             <w:pPr>
               <w:pStyle w:val="Compact"/>
-              <w:jc w:val="left"/>
+              <w:jc w:val="center"/>
             </w:pPr>
             <w:r>
               <w:rPr>
@@ -2504,7 +2626,7 @@
           <w:p>
             <w:pPr>
               <w:pStyle w:val="Compact"/>
-              <w:jc w:val="left"/>
+              <w:jc w:val="center"/>
             </w:pPr>
             <w:r>
               <w:rPr>
@@ -2519,7 +2641,7 @@
           <w:p>
             <w:pPr>
               <w:pStyle w:val="Compact"/>
-              <w:jc w:val="left"/>
+              <w:jc w:val="center"/>
             </w:pPr>
             <w:r>
               <w:rPr>
@@ -2560,7 +2682,7 @@
           <w:p>
             <w:pPr>
               <w:pStyle w:val="Compact"/>
-              <w:jc w:val="left"/>
+              <w:jc w:val="center"/>
             </w:pPr>
             <w:r>
               <w:rPr>
@@ -2575,7 +2697,7 @@
           <w:p>
             <w:pPr>
               <w:pStyle w:val="Compact"/>
-              <w:jc w:val="left"/>
+              <w:jc w:val="center"/>
             </w:pPr>
             <w:r>
               <w:rPr>
@@ -2590,7 +2712,7 @@
           <w:p>
             <w:pPr>
               <w:pStyle w:val="Compact"/>
-              <w:jc w:val="left"/>
+              <w:jc w:val="center"/>
             </w:pPr>
             <w:r>
               <w:rPr>
@@ -2607,7 +2729,7 @@
           <w:p>
             <w:pPr>
               <w:pStyle w:val="Compact"/>
-              <w:jc w:val="left"/>
+              <w:jc w:val="center"/>
             </w:pPr>
             <w:r>
               <w:rPr>
@@ -2622,7 +2744,7 @@
           <w:p>
             <w:pPr>
               <w:pStyle w:val="Compact"/>
-              <w:jc w:val="left"/>
+              <w:jc w:val="center"/>
             </w:pPr>
             <w:r>
               <w:rPr>
@@ -2637,7 +2759,7 @@
           <w:p>
             <w:pPr>
               <w:pStyle w:val="Compact"/>
-              <w:jc w:val="left"/>
+              <w:jc w:val="center"/>
             </w:pPr>
             <w:r>
               <w:rPr>
@@ -2659,12 +2781,6 @@
       <w:pPr>
         <w:pStyle w:val="BlockText"/>
       </w:pPr>
-      <w:r>
-        <w:t xml:space="preserve">⚠️</w:t>
-      </w:r>
-      <w:r>
-        <w:t xml:space="preserve"> </w:t>
-      </w:r>
       <w:r>
         <w:rPr>
           <w:rFonts w:hint="eastAsia" w:eastAsia="SimSun" w:ascii="Times New Roman" w:hAnsi="Times New Roman"/>
@@ -2767,6 +2883,12 @@
       <m:oMathPara>
         <m:oMathParaPr>
           <m:jc m:val="center"/>
+          <m:ctrlPr>
+            <w:rPr>
+              <w:sz w:val="28"/>
+              <w:szCs w:val="28"/>
+            </w:rPr>
+          </m:ctrlPr>
         </m:oMathParaPr>
         <m:oMath>
           <m:r>
@@ -2917,6 +3039,12 @@
       <m:oMathPara>
         <m:oMathParaPr>
           <m:jc m:val="center"/>
+          <m:ctrlPr>
+            <w:rPr>
+              <w:sz w:val="28"/>
+              <w:szCs w:val="28"/>
+            </w:rPr>
+          </m:ctrlPr>
         </m:oMathParaPr>
         <m:oMath>
           <m:r>
@@ -3080,7 +3208,7 @@
         <w:pStyle w:val="BlockText"/>
       </w:pPr>
       <w:r>
-        <w:t xml:space="preserve">💡 KO₂ </w:t>
+        <w:t xml:space="preserve">KO₂ </w:t>
       </w:r>
       <w:r>
         <w:rPr>
@@ -3283,8 +3411,8 @@
         <w:t xml:space="preserve">MO₂（超氧化物）。</w:t>
       </w:r>
     </w:p>
-    <w:bookmarkEnd w:id="11"/>
-    <w:bookmarkStart w:id="12" w:name="碱金属盐溶解性规律"/>
+    <w:bookmarkEnd w:id="17"/>
+    <w:bookmarkStart w:id="18" w:name="碱金属盐溶解性规律"/>
     <w:p>
       <w:pPr>
         <w:pStyle w:val="Heading3"/>
@@ -3408,6 +3536,14 @@
         <w:t xml:space="preserve">溶解过程：</w:t>
       </w:r>
       <m:oMath>
+        <m:oMathPr>
+          <m:ctrlPr>
+            <w:rPr>
+              <w:sz w:val="28"/>
+              <w:szCs w:val="28"/>
+            </w:rPr>
+          </m:ctrlPr>
+        </m:oMathPr>
         <m:r>
           <m:rPr>
             <m:sty m:val="p"/>
@@ -3571,6 +3707,12 @@
       <m:oMathPara>
         <m:oMathParaPr>
           <m:jc m:val="center"/>
+          <m:ctrlPr>
+            <w:rPr>
+              <w:sz w:val="28"/>
+              <w:szCs w:val="28"/>
+            </w:rPr>
+          </m:ctrlPr>
         </m:oMathParaPr>
         <m:oMath>
           <m:r>
@@ -3652,7 +3794,7 @@
           <w:p>
             <w:pPr>
               <w:pStyle w:val="Compact"/>
-              <w:jc w:val="left"/>
+              <w:jc w:val="center"/>
             </w:pPr>
             <w:r>
               <w:rPr>
@@ -3755,7 +3897,7 @@
           <w:p>
             <w:pPr>
               <w:pStyle w:val="Compact"/>
-              <w:jc w:val="left"/>
+              <w:jc w:val="center"/>
             </w:pPr>
             <w:r>
               <w:rPr>
@@ -3846,7 +3988,7 @@
           <w:p>
             <w:pPr>
               <w:pStyle w:val="Compact"/>
-              <w:jc w:val="left"/>
+              <w:jc w:val="center"/>
             </w:pPr>
             <w:r>
               <w:rPr>
@@ -3943,7 +4085,7 @@
           <w:p>
             <w:pPr>
               <w:pStyle w:val="Compact"/>
-              <w:jc w:val="left"/>
+              <w:jc w:val="center"/>
             </w:pPr>
             <w:r>
               <w:rPr>
@@ -4022,7 +4164,7 @@
           <w:p>
             <w:pPr>
               <w:pStyle w:val="Compact"/>
-              <w:jc w:val="left"/>
+              <w:jc w:val="center"/>
             </w:pPr>
             <w:r>
               <w:rPr>
@@ -4265,7 +4407,7 @@
           <w:p>
             <w:pPr>
               <w:pStyle w:val="Compact"/>
-              <w:jc w:val="left"/>
+              <w:jc w:val="center"/>
             </w:pPr>
             <w:r>
               <w:rPr>
@@ -4281,7 +4423,7 @@
           <w:p>
             <w:pPr>
               <w:pStyle w:val="Compact"/>
-              <w:jc w:val="left"/>
+              <w:jc w:val="center"/>
             </w:pPr>
             <w:r>
               <w:rPr>
@@ -4299,7 +4441,7 @@
           <w:p>
             <w:pPr>
               <w:pStyle w:val="Compact"/>
-              <w:jc w:val="left"/>
+              <w:jc w:val="center"/>
             </w:pPr>
             <w:r>
               <w:rPr>
@@ -4314,7 +4456,7 @@
           <w:p>
             <w:pPr>
               <w:pStyle w:val="Compact"/>
-              <w:jc w:val="left"/>
+              <w:jc w:val="center"/>
             </w:pPr>
             <w:r>
               <w:rPr>
@@ -4343,7 +4485,7 @@
           <w:p>
             <w:pPr>
               <w:pStyle w:val="Compact"/>
-              <w:jc w:val="left"/>
+              <w:jc w:val="center"/>
             </w:pPr>
             <w:r>
               <w:rPr>
@@ -4358,7 +4500,7 @@
           <w:p>
             <w:pPr>
               <w:pStyle w:val="Compact"/>
-              <w:jc w:val="left"/>
+              <w:jc w:val="center"/>
             </w:pPr>
             <w:r>
               <w:rPr>
@@ -4387,7 +4529,7 @@
           <w:p>
             <w:pPr>
               <w:pStyle w:val="Compact"/>
-              <w:jc w:val="left"/>
+              <w:jc w:val="center"/>
             </w:pPr>
             <w:r>
               <w:rPr>
@@ -4402,7 +4544,7 @@
           <w:p>
             <w:pPr>
               <w:pStyle w:val="Compact"/>
-              <w:jc w:val="left"/>
+              <w:jc w:val="center"/>
             </w:pPr>
             <w:r>
               <w:rPr>
@@ -4426,8 +4568,8 @@
         </w:tc>
       </w:tr>
     </w:tbl>
-    <w:bookmarkEnd w:id="12"/>
-    <w:bookmarkStart w:id="13" w:name="氢氧化物碱性递变"/>
+    <w:bookmarkEnd w:id="18"/>
+    <w:bookmarkStart w:id="19" w:name="氢氧化物碱性递变"/>
     <w:p>
       <w:pPr>
         <w:pStyle w:val="Heading3"/>
@@ -4449,6 +4591,12 @@
       <m:oMathPara>
         <m:oMathParaPr>
           <m:jc m:val="center"/>
+          <m:ctrlPr>
+            <w:rPr>
+              <w:sz w:val="28"/>
+              <w:szCs w:val="28"/>
+            </w:rPr>
+          </m:ctrlPr>
         </m:oMathParaPr>
         <m:oMath>
           <m:r>
@@ -4613,9 +4761,6 @@
         <w:pStyle w:val="BlockText"/>
       </w:pPr>
       <w:r>
-        <w:t xml:space="preserve">💡 </w:t>
-      </w:r>
-      <w:r>
         <w:rPr>
           <w:rFonts w:hint="eastAsia" w:eastAsia="SimSun" w:ascii="Times New Roman" w:hAnsi="Times New Roman"/>
         </w:rPr>
@@ -4692,9 +4837,9 @@
         </w:pict>
       </w:r>
     </w:p>
-    <w:bookmarkEnd w:id="13"/>
-    <w:bookmarkEnd w:id="14"/>
-    <w:bookmarkStart w:id="18" w:name="二碱土金属"/>
+    <w:bookmarkEnd w:id="19"/>
+    <w:bookmarkEnd w:id="20"/>
+    <w:bookmarkStart w:id="30" w:name="二碱土金属"/>
     <w:p>
       <w:pPr>
         <w:pStyle w:val="Heading2"/>
@@ -4706,7 +4851,7 @@
         <w:t xml:space="preserve">二、碱土金属</w:t>
       </w:r>
     </w:p>
-    <w:bookmarkStart w:id="15" w:name="碱土金属-vs-碱金属对比"/>
+    <w:bookmarkStart w:id="21" w:name="碱土金属-vs-碱金属对比"/>
     <w:p>
       <w:pPr>
         <w:pStyle w:val="Heading3"/>
@@ -4752,7 +4897,7 @@
           <w:p>
             <w:pPr>
               <w:pStyle w:val="Compact"/>
-              <w:jc w:val="left"/>
+              <w:jc w:val="center"/>
             </w:pPr>
             <w:r>
               <w:rPr>
@@ -4814,7 +4959,7 @@
           <w:p>
             <w:pPr>
               <w:pStyle w:val="Compact"/>
-              <w:jc w:val="left"/>
+              <w:jc w:val="center"/>
             </w:pPr>
             <w:r>
               <w:rPr>
@@ -4832,7 +4977,7 @@
           <w:p>
             <w:pPr>
               <w:pStyle w:val="Compact"/>
-              <w:jc w:val="left"/>
+              <w:jc w:val="center"/>
             </w:pPr>
             <w:r>
               <w:rPr>
@@ -4877,7 +5022,7 @@
           <w:p>
             <w:pPr>
               <w:pStyle w:val="Compact"/>
-              <w:jc w:val="left"/>
+              <w:jc w:val="center"/>
             </w:pPr>
             <w:r>
               <w:rPr>
@@ -4894,7 +5039,7 @@
           <w:p>
             <w:pPr>
               <w:pStyle w:val="Compact"/>
-              <w:jc w:val="left"/>
+              <w:jc w:val="center"/>
             </w:pPr>
             <w:r>
               <w:rPr>
@@ -4939,7 +5084,7 @@
           <w:p>
             <w:pPr>
               <w:pStyle w:val="Compact"/>
-              <w:jc w:val="left"/>
+              <w:jc w:val="center"/>
             </w:pPr>
             <w:r>
               <w:rPr>
@@ -4968,7 +5113,7 @@
           <w:p>
             <w:pPr>
               <w:pStyle w:val="Compact"/>
-              <w:jc w:val="left"/>
+              <w:jc w:val="center"/>
             </w:pPr>
             <w:r>
               <w:rPr>
@@ -5025,7 +5170,7 @@
           <w:p>
             <w:pPr>
               <w:pStyle w:val="Compact"/>
-              <w:jc w:val="left"/>
+              <w:jc w:val="center"/>
             </w:pPr>
             <w:r>
               <w:rPr>
@@ -5048,7 +5193,7 @@
           <w:p>
             <w:pPr>
               <w:pStyle w:val="Compact"/>
-              <w:jc w:val="left"/>
+              <w:jc w:val="center"/>
             </w:pPr>
             <w:r>
               <w:rPr>
@@ -5135,7 +5280,7 @@
           <w:p>
             <w:pPr>
               <w:pStyle w:val="Compact"/>
-              <w:jc w:val="left"/>
+              <w:jc w:val="center"/>
             </w:pPr>
             <w:r>
               <w:rPr>
@@ -5164,7 +5309,7 @@
           <w:p>
             <w:pPr>
               <w:pStyle w:val="Compact"/>
-              <w:jc w:val="left"/>
+              <w:jc w:val="center"/>
             </w:pPr>
             <w:r>
               <w:rPr>
@@ -5233,7 +5378,7 @@
           <w:p>
             <w:pPr>
               <w:pStyle w:val="Compact"/>
-              <w:jc w:val="left"/>
+              <w:jc w:val="center"/>
             </w:pPr>
             <w:r>
               <w:rPr>
@@ -5256,7 +5401,7 @@
           <w:p>
             <w:pPr>
               <w:pStyle w:val="Compact"/>
-              <w:jc w:val="left"/>
+              <w:jc w:val="center"/>
             </w:pPr>
             <w:r>
               <w:rPr>
@@ -5313,7 +5458,7 @@
           <w:p>
             <w:pPr>
               <w:pStyle w:val="Compact"/>
-              <w:jc w:val="left"/>
+              <w:jc w:val="center"/>
             </w:pPr>
             <w:r>
               <w:rPr>
@@ -5336,7 +5481,7 @@
           <w:p>
             <w:pPr>
               <w:pStyle w:val="Compact"/>
-              <w:jc w:val="left"/>
+              <w:jc w:val="center"/>
             </w:pPr>
             <w:r>
               <w:rPr>
@@ -5381,7 +5526,7 @@
           <w:p>
             <w:pPr>
               <w:pStyle w:val="Compact"/>
-              <w:jc w:val="left"/>
+              <w:jc w:val="center"/>
             </w:pPr>
             <w:r>
               <w:rPr>
@@ -5404,7 +5549,7 @@
           <w:p>
             <w:pPr>
               <w:pStyle w:val="Compact"/>
-              <w:jc w:val="left"/>
+              <w:jc w:val="center"/>
             </w:pPr>
             <w:r>
               <w:rPr>
@@ -5461,7 +5606,7 @@
           <w:p>
             <w:pPr>
               <w:pStyle w:val="Compact"/>
-              <w:jc w:val="left"/>
+              <w:jc w:val="center"/>
             </w:pPr>
             <w:r>
               <w:rPr>
@@ -5496,7 +5641,7 @@
           <w:p>
             <w:pPr>
               <w:pStyle w:val="Compact"/>
-              <w:jc w:val="left"/>
+              <w:jc w:val="center"/>
             </w:pPr>
             <w:r>
               <w:rPr>
@@ -5547,7 +5692,7 @@
           <w:p>
             <w:pPr>
               <w:pStyle w:val="Compact"/>
-              <w:jc w:val="left"/>
+              <w:jc w:val="center"/>
             </w:pPr>
             <w:r>
               <w:rPr>
@@ -5565,8 +5710,8 @@
         </w:tc>
       </w:tr>
     </w:tbl>
-    <w:bookmarkEnd w:id="15"/>
-    <w:bookmarkStart w:id="16" w:name="碱土金属氢氧化物与碳酸盐溶解度递变"/>
+    <w:bookmarkEnd w:id="21"/>
+    <w:bookmarkStart w:id="25" w:name="碱土金属氢氧化物与碳酸盐溶解度递变"/>
     <w:p>
       <w:pPr>
         <w:pStyle w:val="Heading3"/>
@@ -5607,6 +5752,12 @@
       <m:oMathPara>
         <m:oMathParaPr>
           <m:jc m:val="center"/>
+          <m:ctrlPr>
+            <w:rPr>
+              <w:sz w:val="28"/>
+              <w:szCs w:val="28"/>
+            </w:rPr>
+          </m:ctrlPr>
         </m:oMathParaPr>
         <m:oMath>
           <m:sSub>
@@ -5834,6 +5985,12 @@
       <m:oMathPara>
         <m:oMathParaPr>
           <m:jc m:val="center"/>
+          <m:ctrlPr>
+            <w:rPr>
+              <w:sz w:val="28"/>
+              <w:szCs w:val="28"/>
+            </w:rPr>
+          </m:ctrlPr>
         </m:oMathParaPr>
         <m:oMath>
           <m:sSub>
@@ -5963,7 +6120,7 @@
           <w:p>
             <w:pPr>
               <w:pStyle w:val="Compact"/>
-              <w:jc w:val="left"/>
+              <w:jc w:val="center"/>
             </w:pPr>
             <w:r>
               <w:rPr>
@@ -6002,7 +6159,7 @@
           <w:p>
             <w:pPr>
               <w:pStyle w:val="Compact"/>
-              <w:jc w:val="left"/>
+              <w:jc w:val="center"/>
             </w:pPr>
             <w:r>
               <w:rPr>
@@ -6020,7 +6177,7 @@
           <w:p>
             <w:pPr>
               <w:pStyle w:val="Compact"/>
-              <w:jc w:val="left"/>
+              <w:jc w:val="center"/>
             </w:pPr>
             <w:r>
               <w:rPr>
@@ -6050,7 +6207,7 @@
           <w:p>
             <w:pPr>
               <w:pStyle w:val="Compact"/>
-              <w:jc w:val="left"/>
+              <w:jc w:val="center"/>
             </w:pPr>
             <w:r>
               <w:rPr>
@@ -6085,7 +6242,7 @@
           <w:p>
             <w:pPr>
               <w:pStyle w:val="Compact"/>
-              <w:jc w:val="left"/>
+              <w:jc w:val="center"/>
             </w:pPr>
             <w:r>
               <w:rPr>
@@ -6115,7 +6272,7 @@
           <w:p>
             <w:pPr>
               <w:pStyle w:val="Compact"/>
-              <w:jc w:val="left"/>
+              <w:jc w:val="center"/>
             </w:pPr>
             <w:r>
               <w:rPr>
@@ -6138,7 +6295,7 @@
           <w:p>
             <w:pPr>
               <w:pStyle w:val="Compact"/>
-              <w:jc w:val="left"/>
+              <w:jc w:val="center"/>
             </w:pPr>
             <w:r>
               <w:rPr>
@@ -6168,7 +6325,7 @@
           <w:p>
             <w:pPr>
               <w:pStyle w:val="Compact"/>
-              <w:jc w:val="left"/>
+              <w:jc w:val="center"/>
             </w:pPr>
             <w:r>
               <w:rPr>
@@ -6185,7 +6342,7 @@
           <w:p>
             <w:pPr>
               <w:pStyle w:val="Compact"/>
-              <w:jc w:val="left"/>
+              <w:jc w:val="center"/>
             </w:pPr>
             <w:r>
               <w:rPr>
@@ -6215,7 +6372,7 @@
           <w:p>
             <w:pPr>
               <w:pStyle w:val="Compact"/>
-              <w:jc w:val="left"/>
+              <w:jc w:val="center"/>
             </w:pPr>
             <w:r>
               <w:rPr>
@@ -6232,7 +6389,7 @@
           <w:p>
             <w:pPr>
               <w:pStyle w:val="Compact"/>
-              <w:jc w:val="left"/>
+              <w:jc w:val="center"/>
             </w:pPr>
             <w:r>
               <w:rPr>
@@ -6262,7 +6419,7 @@
           <w:p>
             <w:pPr>
               <w:pStyle w:val="Compact"/>
-              <w:jc w:val="left"/>
+              <w:jc w:val="center"/>
             </w:pPr>
             <w:r>
               <w:rPr>
@@ -6379,73 +6536,136 @@
     <w:p>
       <w:pPr>
         <w:pStyle w:val="BodyText"/>
+        <w:jc w:val="center"/>
       </w:pPr>
       <w:r>
         <w:rPr>
-          <w:rFonts w:hint="eastAsia" w:eastAsia="SimSun" w:ascii="Times New Roman" w:hAnsi="Times New Roman"/>
-        </w:rPr>
-        <w:t xml:space="preserve">!碳酸盐分解温度随离子半径变化</w:t>
-      </w:r>
-      <w:r>
-        <w:t xml:space="preserve"> </w:t>
-      </w:r>
-      <w:r>
-        <w:rPr>
-          <w:rFonts w:hint="eastAsia" w:eastAsia="SimSun" w:ascii="Times New Roman" w:hAnsi="Times New Roman"/>
-          <w:i/>
+          <w:b w:val="0"/>
+          <w:i w:val="0"/>
+          <w:sz w:val="21"/>
+        </w:rPr>
+        <w:drawing>
+          <wp:inline>
+            <wp:extent cx="5334000" cy="3223846"/>
+            <wp:effectExtent b="0" l="0" r="0" t="0"/>
+            <wp:docPr descr="碳酸盐分解温度随离子半径变化" title="" id="23" name="Picture"/>
+            <a:graphic>
+              <a:graphicData uri="http://schemas.openxmlformats.org/drawingml/2006/picture">
+                <pic:pic>
+                  <pic:nvPicPr>
+                    <pic:cNvPr descr="media/weller-group2-carbonate-decomposition-trend.jpg" id="24" name="Picture"/>
+                    <pic:cNvPicPr>
+                      <a:picLocks noChangeArrowheads="1" noChangeAspect="1"/>
+                    </pic:cNvPicPr>
+                  </pic:nvPicPr>
+                  <pic:blipFill>
+                    <a:blip r:embed="rId22"/>
+                    <a:stretch>
+                      <a:fillRect/>
+                    </a:stretch>
+                  </pic:blipFill>
+                  <pic:spPr bwMode="auto">
+                    <a:xfrm>
+                      <a:off x="0" y="0"/>
+                      <a:ext cx="5334000" cy="3223846"/>
+                    </a:xfrm>
+                    <a:prstGeom prst="rect">
+                      <a:avLst/>
+                    </a:prstGeom>
+                    <a:noFill/>
+                    <a:ln w="9525">
+                      <a:noFill/>
+                      <a:headEnd/>
+                      <a:tailEnd/>
+                    </a:ln>
+                  </pic:spPr>
+                </pic:pic>
+              </a:graphicData>
+            </a:graphic>
+          </wp:inline>
+        </w:drawing>
+      </w:r>
+      <w:r>
+        <w:rPr>
+          <w:b w:val="0"/>
+          <w:i w:val="0"/>
+          <w:sz w:val="21"/>
+        </w:rPr>
+        <w:t xml:space="preserve"> </w:t>
+      </w:r>
+      <w:r>
+        <w:rPr>
+          <w:rFonts w:hint="eastAsia" w:eastAsia="FangSong" w:ascii="Times New Roman" w:hAnsi="Times New Roman"/>
+          <w:b w:val="0"/>
+          <w:i w:val="0"/>
           <w:iCs/>
+          <w:sz w:val="21"/>
         </w:rPr>
         <w:t xml:space="preserve">图</w:t>
       </w:r>
       <w:r>
         <w:rPr>
-          <w:i/>
+          <w:b w:val="0"/>
+          <w:i w:val="0"/>
           <w:iCs/>
-        </w:rPr>
-        <w:t xml:space="preserve"> </w:t>
-      </w:r>
-      <w:r>
-        <w:rPr>
-          <w:rFonts w:hint="eastAsia" w:eastAsia="SimSun" w:ascii="Times New Roman" w:hAnsi="Times New Roman"/>
-          <w:i/>
+          <w:sz w:val="21"/>
+        </w:rPr>
+        <w:t xml:space="preserve"> </w:t>
+      </w:r>
+      <w:r>
+        <w:rPr>
+          <w:rFonts w:hint="eastAsia" w:eastAsia="FangSong" w:ascii="Times New Roman" w:hAnsi="Times New Roman"/>
+          <w:b w:val="0"/>
+          <w:i w:val="0"/>
           <w:iCs/>
+          <w:sz w:val="21"/>
         </w:rPr>
         <w:t xml:space="preserve">第</w:t>
       </w:r>
       <w:r>
         <w:rPr>
-          <w:i/>
+          <w:b w:val="0"/>
+          <w:i w:val="0"/>
           <w:iCs/>
+          <w:sz w:val="21"/>
         </w:rPr>
         <w:t xml:space="preserve"> 2 </w:t>
       </w:r>
       <w:r>
         <w:rPr>
-          <w:rFonts w:hint="eastAsia" w:eastAsia="SimSun" w:ascii="Times New Roman" w:hAnsi="Times New Roman"/>
-          <w:i/>
+          <w:rFonts w:hint="eastAsia" w:eastAsia="FangSong" w:ascii="Times New Roman" w:hAnsi="Times New Roman"/>
+          <w:b w:val="0"/>
+          <w:i w:val="0"/>
           <w:iCs/>
+          <w:sz w:val="21"/>
         </w:rPr>
         <w:t xml:space="preserve">族碳酸盐分解温度随</w:t>
       </w:r>
       <w:r>
         <w:rPr>
-          <w:i/>
+          <w:b w:val="0"/>
+          <w:i w:val="0"/>
           <w:iCs/>
+          <w:sz w:val="21"/>
         </w:rPr>
         <w:t xml:space="preserve"> M²⁺ </w:t>
       </w:r>
       <w:r>
         <w:rPr>
-          <w:rFonts w:hint="eastAsia" w:eastAsia="SimSun" w:ascii="Times New Roman" w:hAnsi="Times New Roman"/>
-          <w:i/>
+          <w:rFonts w:hint="eastAsia" w:eastAsia="FangSong" w:ascii="Times New Roman" w:hAnsi="Times New Roman"/>
+          <w:b w:val="0"/>
+          <w:i w:val="0"/>
           <w:iCs/>
+          <w:sz w:val="21"/>
         </w:rPr>
         <w:t xml:space="preserve">半径增大而升高</w:t>
       </w:r>
       <w:r>
         <w:rPr>
-          <w:i/>
+          <w:b w:val="0"/>
+          <w:i w:val="0"/>
           <w:iCs/>
+          <w:sz w:val="21"/>
         </w:rPr>
         <w:t xml:space="preserve"> — MgCO₃ ~350°C → BaCO₃ ~1360°C</w:t>
       </w:r>
@@ -6476,6 +6696,12 @@
       <m:oMathPara>
         <m:oMathParaPr>
           <m:jc m:val="center"/>
+          <m:ctrlPr>
+            <w:rPr>
+              <w:sz w:val="28"/>
+              <w:szCs w:val="28"/>
+            </w:rPr>
+          </m:ctrlPr>
         </m:oMathParaPr>
         <m:oMath>
           <m:sSub>
@@ -6613,12 +6839,6 @@
         <w:pStyle w:val="BlockText"/>
       </w:pPr>
       <w:r>
-        <w:t xml:space="preserve">⚠️</w:t>
-      </w:r>
-      <w:r>
-        <w:t xml:space="preserve"> </w:t>
-      </w:r>
-      <w:r>
         <w:rPr>
           <w:rFonts w:hint="eastAsia" w:eastAsia="SimSun" w:ascii="Times New Roman" w:hAnsi="Times New Roman"/>
           <w:b/>
@@ -6650,8 +6870,8 @@
         <w:t xml:space="preserve">！氢氧化物从上到下溶解度增大，硫酸盐从上到下溶解度减小。</w:t>
       </w:r>
     </w:p>
-    <w:bookmarkEnd w:id="16"/>
-    <w:bookmarkStart w:id="17" w:name="对角线规则-竞赛核心考点"/>
+    <w:bookmarkEnd w:id="25"/>
+    <w:bookmarkStart w:id="29" w:name="对角线规则-竞赛核心考点"/>
     <w:p>
       <w:pPr>
         <w:pStyle w:val="Heading3"/>
@@ -6742,7 +6962,7 @@
           <w:p>
             <w:pPr>
               <w:pStyle w:val="Compact"/>
-              <w:jc w:val="left"/>
+              <w:jc w:val="center"/>
             </w:pPr>
             <w:r>
               <w:rPr>
@@ -6781,7 +7001,7 @@
           <w:p>
             <w:pPr>
               <w:pStyle w:val="Compact"/>
-              <w:jc w:val="left"/>
+              <w:jc w:val="center"/>
             </w:pPr>
             <w:r>
               <w:rPr>
@@ -6799,7 +7019,7 @@
           <w:p>
             <w:pPr>
               <w:pStyle w:val="Compact"/>
-              <w:jc w:val="left"/>
+              <w:jc w:val="center"/>
             </w:pPr>
             <w:r>
               <w:rPr>
@@ -6831,7 +7051,7 @@
           <w:p>
             <w:pPr>
               <w:pStyle w:val="Compact"/>
-              <w:jc w:val="left"/>
+              <w:jc w:val="center"/>
             </w:pPr>
             <w:r>
               <w:rPr>
@@ -6866,7 +7086,7 @@
           <w:p>
             <w:pPr>
               <w:pStyle w:val="Compact"/>
-              <w:jc w:val="left"/>
+              <w:jc w:val="center"/>
             </w:pPr>
             <w:r>
               <w:rPr>
@@ -6898,7 +7118,7 @@
           <w:p>
             <w:pPr>
               <w:pStyle w:val="Compact"/>
-              <w:jc w:val="left"/>
+              <w:jc w:val="center"/>
             </w:pPr>
             <w:r>
               <w:rPr>
@@ -6979,7 +7199,7 @@
           <w:p>
             <w:pPr>
               <w:pStyle w:val="Compact"/>
-              <w:jc w:val="left"/>
+              <w:jc w:val="center"/>
             </w:pPr>
             <w:r>
               <w:rPr>
@@ -7011,7 +7231,7 @@
           <w:p>
             <w:pPr>
               <w:pStyle w:val="Compact"/>
-              <w:jc w:val="left"/>
+              <w:jc w:val="center"/>
             </w:pPr>
             <w:r>
               <w:rPr>
@@ -7040,12 +7260,6 @@
         <w:pStyle w:val="BlockText"/>
       </w:pPr>
       <w:r>
-        <w:t xml:space="preserve">💡</w:t>
-      </w:r>
-      <w:r>
-        <w:t xml:space="preserve"> </w:t>
-      </w:r>
-      <w:r>
         <w:rPr>
           <w:rFonts w:hint="eastAsia" w:eastAsia="SimSun" w:ascii="Times New Roman" w:hAnsi="Times New Roman"/>
           <w:b/>
@@ -7275,159 +7489,241 @@
     <w:p>
       <w:pPr>
         <w:pStyle w:val="FirstParagraph"/>
+        <w:jc w:val="center"/>
       </w:pPr>
       <w:r>
-        <w:t xml:space="preserve">!BeCl₂ </w:t>
-      </w:r>
-      <w:r>
-        <w:rPr>
-          <w:rFonts w:hint="eastAsia" w:eastAsia="SimSun" w:ascii="Times New Roman" w:hAnsi="Times New Roman"/>
-        </w:rPr>
-        <w:t xml:space="preserve">固态链状聚合物结构</w:t>
-      </w:r>
-      <w:r>
-        <w:t xml:space="preserve"> </w:t>
-      </w:r>
-      <w:r>
-        <w:rPr>
-          <w:rFonts w:hint="eastAsia" w:eastAsia="SimSun" w:ascii="Times New Roman" w:hAnsi="Times New Roman"/>
-          <w:i/>
+        <w:rPr>
+          <w:b w:val="0"/>
+          <w:i w:val="0"/>
+          <w:sz w:val="21"/>
+        </w:rPr>
+        <w:drawing>
+          <wp:inline>
+            <wp:extent cx="5334000" cy="2755900"/>
+            <wp:effectExtent b="0" l="0" r="0" t="0"/>
+            <wp:docPr descr="BeCl₂ 固态链状聚合物结构" title="" id="27" name="Picture"/>
+            <a:graphic>
+              <a:graphicData uri="http://schemas.openxmlformats.org/drawingml/2006/picture">
+                <pic:pic>
+                  <pic:nvPicPr>
+                    <pic:cNvPr descr="media/weller-becl2-polymer-chain-structure.jpg" id="28" name="Picture"/>
+                    <pic:cNvPicPr>
+                      <a:picLocks noChangeArrowheads="1" noChangeAspect="1"/>
+                    </pic:cNvPicPr>
+                  </pic:nvPicPr>
+                  <pic:blipFill>
+                    <a:blip r:embed="rId26"/>
+                    <a:stretch>
+                      <a:fillRect/>
+                    </a:stretch>
+                  </pic:blipFill>
+                  <pic:spPr bwMode="auto">
+                    <a:xfrm>
+                      <a:off x="0" y="0"/>
+                      <a:ext cx="5334000" cy="2755900"/>
+                    </a:xfrm>
+                    <a:prstGeom prst="rect">
+                      <a:avLst/>
+                    </a:prstGeom>
+                    <a:noFill/>
+                    <a:ln w="9525">
+                      <a:noFill/>
+                      <a:headEnd/>
+                      <a:tailEnd/>
+                    </a:ln>
+                  </pic:spPr>
+                </pic:pic>
+              </a:graphicData>
+            </a:graphic>
+          </wp:inline>
+        </w:drawing>
+      </w:r>
+      <w:r>
+        <w:rPr>
+          <w:b w:val="0"/>
+          <w:i w:val="0"/>
+          <w:sz w:val="21"/>
+        </w:rPr>
+        <w:t xml:space="preserve"> </w:t>
+      </w:r>
+      <w:r>
+        <w:rPr>
+          <w:rFonts w:hint="eastAsia" w:eastAsia="FangSong" w:ascii="Times New Roman" w:hAnsi="Times New Roman"/>
+          <w:b w:val="0"/>
+          <w:i w:val="0"/>
           <w:iCs/>
+          <w:sz w:val="21"/>
         </w:rPr>
         <w:t xml:space="preserve">图</w:t>
       </w:r>
       <w:r>
         <w:rPr>
-          <w:i/>
+          <w:b w:val="0"/>
+          <w:i w:val="0"/>
           <w:iCs/>
+          <w:sz w:val="21"/>
         </w:rPr>
         <w:t xml:space="preserve"> BeCl₂ </w:t>
       </w:r>
       <w:r>
         <w:rPr>
-          <w:rFonts w:hint="eastAsia" w:eastAsia="SimSun" w:ascii="Times New Roman" w:hAnsi="Times New Roman"/>
-          <w:i/>
+          <w:rFonts w:hint="eastAsia" w:eastAsia="FangSong" w:ascii="Times New Roman" w:hAnsi="Times New Roman"/>
+          <w:b w:val="0"/>
+          <w:i w:val="0"/>
           <w:iCs/>
+          <w:sz w:val="21"/>
         </w:rPr>
         <w:t xml:space="preserve">固态的聚合链结构</w:t>
       </w:r>
       <w:r>
         <w:rPr>
-          <w:i/>
+          <w:b w:val="0"/>
+          <w:i w:val="0"/>
           <w:iCs/>
+          <w:sz w:val="21"/>
         </w:rPr>
         <w:t xml:space="preserve"> — Be </w:t>
       </w:r>
       <w:r>
         <w:rPr>
-          <w:rFonts w:hint="eastAsia" w:eastAsia="SimSun" w:ascii="Times New Roman" w:hAnsi="Times New Roman"/>
-          <w:i/>
+          <w:rFonts w:hint="eastAsia" w:eastAsia="FangSong" w:ascii="Times New Roman" w:hAnsi="Times New Roman"/>
+          <w:b w:val="0"/>
+          <w:i w:val="0"/>
           <w:iCs/>
+          <w:sz w:val="21"/>
         </w:rPr>
         <w:t xml:space="preserve">通过</w:t>
       </w:r>
       <w:r>
         <w:rPr>
-          <w:i/>
+          <w:b w:val="0"/>
+          <w:i w:val="0"/>
           <w:iCs/>
+          <w:sz w:val="21"/>
         </w:rPr>
         <w:t xml:space="preserve"> sp³ </w:t>
       </w:r>
       <w:r>
         <w:rPr>
-          <w:rFonts w:hint="eastAsia" w:eastAsia="SimSun" w:ascii="Times New Roman" w:hAnsi="Times New Roman"/>
-          <w:i/>
+          <w:rFonts w:hint="eastAsia" w:eastAsia="FangSong" w:ascii="Times New Roman" w:hAnsi="Times New Roman"/>
+          <w:b w:val="0"/>
+          <w:i w:val="0"/>
           <w:iCs/>
+          <w:sz w:val="21"/>
         </w:rPr>
         <w:t xml:space="preserve">杂化与</w:t>
       </w:r>
       <w:r>
         <w:rPr>
-          <w:i/>
+          <w:b w:val="0"/>
+          <w:i w:val="0"/>
           <w:iCs/>
+          <w:sz w:val="21"/>
         </w:rPr>
         <w:t xml:space="preserve"> 4 </w:t>
       </w:r>
       <w:r>
         <w:rPr>
-          <w:rFonts w:hint="eastAsia" w:eastAsia="SimSun" w:ascii="Times New Roman" w:hAnsi="Times New Roman"/>
-          <w:i/>
+          <w:rFonts w:hint="eastAsia" w:eastAsia="FangSong" w:ascii="Times New Roman" w:hAnsi="Times New Roman"/>
+          <w:b w:val="0"/>
+          <w:i w:val="0"/>
           <w:iCs/>
+          <w:sz w:val="21"/>
         </w:rPr>
         <w:t xml:space="preserve">个</w:t>
       </w:r>
       <w:r>
         <w:rPr>
-          <w:i/>
+          <w:b w:val="0"/>
+          <w:i w:val="0"/>
           <w:iCs/>
+          <w:sz w:val="21"/>
         </w:rPr>
         <w:t xml:space="preserve"> Cl </w:t>
       </w:r>
       <w:r>
         <w:rPr>
-          <w:rFonts w:hint="eastAsia" w:eastAsia="SimSun" w:ascii="Times New Roman" w:hAnsi="Times New Roman"/>
-          <w:i/>
+          <w:rFonts w:hint="eastAsia" w:eastAsia="FangSong" w:ascii="Times New Roman" w:hAnsi="Times New Roman"/>
+          <w:b w:val="0"/>
+          <w:i w:val="0"/>
           <w:iCs/>
+          <w:sz w:val="21"/>
         </w:rPr>
         <w:t xml:space="preserve">形成四面体配位（2</w:t>
       </w:r>
       <w:r>
         <w:rPr>
-          <w:i/>
+          <w:b w:val="0"/>
+          <w:i w:val="0"/>
           <w:iCs/>
-        </w:rPr>
-        <w:t xml:space="preserve"> </w:t>
-      </w:r>
-      <w:r>
-        <w:rPr>
-          <w:rFonts w:hint="eastAsia" w:eastAsia="SimSun" w:ascii="Times New Roman" w:hAnsi="Times New Roman"/>
-          <w:i/>
+          <w:sz w:val="21"/>
+        </w:rPr>
+        <w:t xml:space="preserve"> </w:t>
+      </w:r>
+      <w:r>
+        <w:rPr>
+          <w:rFonts w:hint="eastAsia" w:eastAsia="FangSong" w:ascii="Times New Roman" w:hAnsi="Times New Roman"/>
+          <w:b w:val="0"/>
+          <w:i w:val="0"/>
           <w:iCs/>
+          <w:sz w:val="21"/>
         </w:rPr>
         <w:t xml:space="preserve">个端基</w:t>
       </w:r>
       <w:r>
         <w:rPr>
-          <w:i/>
+          <w:b w:val="0"/>
+          <w:i w:val="0"/>
           <w:iCs/>
+          <w:sz w:val="21"/>
         </w:rPr>
         <w:t xml:space="preserve"> Cl + 2 </w:t>
       </w:r>
       <w:r>
         <w:rPr>
-          <w:rFonts w:hint="eastAsia" w:eastAsia="SimSun" w:ascii="Times New Roman" w:hAnsi="Times New Roman"/>
-          <w:i/>
+          <w:rFonts w:hint="eastAsia" w:eastAsia="FangSong" w:ascii="Times New Roman" w:hAnsi="Times New Roman"/>
+          <w:b w:val="0"/>
+          <w:i w:val="0"/>
           <w:iCs/>
+          <w:sz w:val="21"/>
         </w:rPr>
         <w:t xml:space="preserve">个桥</w:t>
       </w:r>
       <w:r>
         <w:rPr>
-          <w:i/>
+          <w:b w:val="0"/>
+          <w:i w:val="0"/>
           <w:iCs/>
-        </w:rPr>
-        <w:t xml:space="preserve"> </w:t>
-      </w:r>
-      <w:r>
-        <w:rPr>
-          <w:rFonts w:hint="eastAsia" w:eastAsia="SimSun" w:ascii="Times New Roman" w:hAnsi="Times New Roman"/>
-          <w:i/>
+          <w:sz w:val="21"/>
+        </w:rPr>
+        <w:t xml:space="preserve"> </w:t>
+      </w:r>
+      <w:r>
+        <w:rPr>
+          <w:rFonts w:hint="eastAsia" w:eastAsia="FangSong" w:ascii="Times New Roman" w:hAnsi="Times New Roman"/>
+          <w:b w:val="0"/>
+          <w:i w:val="0"/>
           <w:iCs/>
+          <w:sz w:val="21"/>
         </w:rPr>
         <w:t xml:space="preserve">Cl），因此</w:t>
       </w:r>
       <w:r>
         <w:rPr>
-          <w:i/>
+          <w:b w:val="0"/>
+          <w:i w:val="0"/>
           <w:iCs/>
+          <w:sz w:val="21"/>
         </w:rPr>
         <w:t xml:space="preserve"> BeCl₂ </w:t>
       </w:r>
       <w:r>
         <w:rPr>
-          <w:rFonts w:hint="eastAsia" w:eastAsia="SimSun" w:ascii="Times New Roman" w:hAnsi="Times New Roman"/>
-          <w:i/>
+          <w:rFonts w:hint="eastAsia" w:eastAsia="FangSong" w:ascii="Times New Roman" w:hAnsi="Times New Roman"/>
+          <w:b w:val="0"/>
+          <w:i w:val="0"/>
           <w:iCs/>
+          <w:sz w:val="21"/>
         </w:rPr>
         <w:t xml:space="preserve">显共价性而非离子性</w:t>
       </w:r>
@@ -7439,9 +7735,9 @@
         </w:pict>
       </w:r>
     </w:p>
-    <w:bookmarkEnd w:id="17"/>
-    <w:bookmarkEnd w:id="18"/>
-    <w:bookmarkStart w:id="19" w:name="三氢的三种成键形式"/>
+    <w:bookmarkEnd w:id="29"/>
+    <w:bookmarkEnd w:id="30"/>
+    <w:bookmarkStart w:id="31" w:name="三氢的三种成键形式"/>
     <w:p>
       <w:pPr>
         <w:pStyle w:val="Heading2"/>
@@ -7475,7 +7771,7 @@
           <w:p>
             <w:pPr>
               <w:pStyle w:val="Compact"/>
-              <w:jc w:val="left"/>
+              <w:jc w:val="center"/>
             </w:pPr>
             <w:r>
               <w:rPr>
@@ -7491,7 +7787,7 @@
           <w:p>
             <w:pPr>
               <w:pStyle w:val="Compact"/>
-              <w:jc w:val="left"/>
+              <w:jc w:val="center"/>
             </w:pPr>
             <w:r>
               <w:rPr>
@@ -7507,7 +7803,7 @@
           <w:p>
             <w:pPr>
               <w:pStyle w:val="Compact"/>
-              <w:jc w:val="left"/>
+              <w:jc w:val="center"/>
             </w:pPr>
             <w:r>
               <w:rPr>
@@ -7523,7 +7819,7 @@
           <w:p>
             <w:pPr>
               <w:pStyle w:val="Compact"/>
-              <w:jc w:val="left"/>
+              <w:jc w:val="center"/>
             </w:pPr>
             <w:r>
               <w:rPr>
@@ -7541,7 +7837,7 @@
           <w:p>
             <w:pPr>
               <w:pStyle w:val="Compact"/>
-              <w:jc w:val="left"/>
+              <w:jc w:val="center"/>
             </w:pPr>
             <w:r>
               <w:rPr>
@@ -7558,7 +7854,7 @@
           <w:p>
             <w:pPr>
               <w:pStyle w:val="Compact"/>
-              <w:jc w:val="left"/>
+              <w:jc w:val="center"/>
             </w:pPr>
             <w:r>
               <w:rPr>
@@ -7573,7 +7869,7 @@
           <w:p>
             <w:pPr>
               <w:pStyle w:val="Compact"/>
-              <w:jc w:val="left"/>
+              <w:jc w:val="center"/>
             </w:pPr>
             <w:r>
               <w:rPr>
@@ -7600,7 +7896,7 @@
           <w:p>
             <w:pPr>
               <w:pStyle w:val="Compact"/>
-              <w:jc w:val="left"/>
+              <w:jc w:val="center"/>
             </w:pPr>
             <w:r>
               <w:rPr>
@@ -7617,7 +7913,7 @@
           <w:p>
             <w:pPr>
               <w:pStyle w:val="Compact"/>
-              <w:jc w:val="left"/>
+              <w:jc w:val="center"/>
             </w:pPr>
             <w:r>
               <w:rPr>
@@ -7634,7 +7930,7 @@
           <w:p>
             <w:pPr>
               <w:pStyle w:val="Compact"/>
-              <w:jc w:val="left"/>
+              <w:jc w:val="center"/>
             </w:pPr>
             <w:r>
               <w:rPr>
@@ -7649,7 +7945,7 @@
           <w:p>
             <w:pPr>
               <w:pStyle w:val="Compact"/>
-              <w:jc w:val="left"/>
+              <w:jc w:val="center"/>
             </w:pPr>
             <w:r>
               <w:rPr>
@@ -7700,7 +7996,7 @@
           <w:p>
             <w:pPr>
               <w:pStyle w:val="Compact"/>
-              <w:jc w:val="left"/>
+              <w:jc w:val="center"/>
             </w:pPr>
             <w:r>
               <w:rPr>
@@ -7735,7 +8031,7 @@
           <w:p>
             <w:pPr>
               <w:pStyle w:val="Compact"/>
-              <w:jc w:val="left"/>
+              <w:jc w:val="center"/>
             </w:pPr>
             <w:r>
               <w:rPr>
@@ -7752,7 +8048,7 @@
           <w:p>
             <w:pPr>
               <w:pStyle w:val="Compact"/>
-              <w:jc w:val="left"/>
+              <w:jc w:val="center"/>
             </w:pPr>
             <w:r>
               <w:rPr>
@@ -7767,7 +8063,7 @@
           <w:p>
             <w:pPr>
               <w:pStyle w:val="Compact"/>
-              <w:jc w:val="left"/>
+              <w:jc w:val="center"/>
             </w:pPr>
             <w:r>
               <w:rPr>
@@ -7788,7 +8084,7 @@
           <w:p>
             <w:pPr>
               <w:pStyle w:val="Compact"/>
-              <w:jc w:val="left"/>
+              <w:jc w:val="center"/>
             </w:pPr>
             <w:r>
               <w:rPr>
@@ -7920,6 +8216,14 @@
         <w:t xml:space="preserve">：</w:t>
       </w:r>
       <m:oMath>
+        <m:oMathPr>
+          <m:ctrlPr>
+            <w:rPr>
+              <w:sz w:val="28"/>
+              <w:szCs w:val="28"/>
+            </w:rPr>
+          </m:ctrlPr>
+        </m:oMathPr>
         <m:r>
           <m:rPr>
             <m:sty m:val="p"/>
@@ -8220,7 +8524,7 @@
           <w:p>
             <w:pPr>
               <w:pStyle w:val="Compact"/>
-              <w:jc w:val="left"/>
+              <w:jc w:val="center"/>
             </w:pPr>
             <w:r>
               <w:rPr>
@@ -8236,7 +8540,7 @@
           <w:p>
             <w:pPr>
               <w:pStyle w:val="Compact"/>
-              <w:jc w:val="left"/>
+              <w:jc w:val="center"/>
             </w:pPr>
             <w:r>
               <w:rPr>
@@ -8252,7 +8556,7 @@
           <w:p>
             <w:pPr>
               <w:pStyle w:val="Compact"/>
-              <w:jc w:val="left"/>
+              <w:jc w:val="center"/>
             </w:pPr>
             <w:r>
               <w:rPr>
@@ -8268,7 +8572,7 @@
           <w:p>
             <w:pPr>
               <w:pStyle w:val="Compact"/>
-              <w:jc w:val="left"/>
+              <w:jc w:val="center"/>
             </w:pPr>
             <w:r>
               <w:rPr>
@@ -8286,7 +8590,7 @@
           <w:p>
             <w:pPr>
               <w:pStyle w:val="Compact"/>
-              <w:jc w:val="left"/>
+              <w:jc w:val="center"/>
             </w:pPr>
             <w:r>
               <w:rPr>
@@ -8301,7 +8605,7 @@
           <w:p>
             <w:pPr>
               <w:pStyle w:val="Compact"/>
-              <w:jc w:val="left"/>
+              <w:jc w:val="center"/>
             </w:pPr>
             <w:r>
               <w:rPr>
@@ -8316,7 +8620,7 @@
           <w:p>
             <w:pPr>
               <w:pStyle w:val="Compact"/>
-              <w:jc w:val="left"/>
+              <w:jc w:val="center"/>
             </w:pPr>
             <w:r>
               <w:rPr>
@@ -8331,7 +8635,7 @@
           <w:p>
             <w:pPr>
               <w:pStyle w:val="Compact"/>
-              <w:jc w:val="left"/>
+              <w:jc w:val="center"/>
             </w:pPr>
             <w:r>
               <w:rPr>
@@ -8348,7 +8652,7 @@
           <w:p>
             <w:pPr>
               <w:pStyle w:val="Compact"/>
-              <w:jc w:val="left"/>
+              <w:jc w:val="center"/>
             </w:pPr>
             <w:r>
               <w:rPr>
@@ -8363,7 +8667,7 @@
           <w:p>
             <w:pPr>
               <w:pStyle w:val="Compact"/>
-              <w:jc w:val="left"/>
+              <w:jc w:val="center"/>
             </w:pPr>
             <w:r>
               <w:rPr>
@@ -8378,7 +8682,7 @@
           <w:p>
             <w:pPr>
               <w:pStyle w:val="Compact"/>
-              <w:jc w:val="left"/>
+              <w:jc w:val="center"/>
             </w:pPr>
             <w:r>
               <w:rPr>
@@ -8393,7 +8697,7 @@
           <w:p>
             <w:pPr>
               <w:pStyle w:val="Compact"/>
-              <w:jc w:val="left"/>
+              <w:jc w:val="center"/>
             </w:pPr>
             <w:r>
               <w:rPr>
@@ -8410,7 +8714,7 @@
           <w:p>
             <w:pPr>
               <w:pStyle w:val="Compact"/>
-              <w:jc w:val="left"/>
+              <w:jc w:val="center"/>
             </w:pPr>
             <w:r>
               <w:rPr>
@@ -8425,7 +8729,7 @@
           <w:p>
             <w:pPr>
               <w:pStyle w:val="Compact"/>
-              <w:jc w:val="left"/>
+              <w:jc w:val="center"/>
             </w:pPr>
             <w:r>
               <w:rPr>
@@ -8440,7 +8744,7 @@
           <w:p>
             <w:pPr>
               <w:pStyle w:val="Compact"/>
-              <w:jc w:val="left"/>
+              <w:jc w:val="center"/>
             </w:pPr>
             <w:r>
               <w:rPr>
@@ -8455,7 +8759,7 @@
           <w:p>
             <w:pPr>
               <w:pStyle w:val="Compact"/>
-              <w:jc w:val="left"/>
+              <w:jc w:val="center"/>
             </w:pPr>
             <w:r>
               <w:rPr>
@@ -8474,8 +8778,8 @@
         </w:pict>
       </w:r>
     </w:p>
-    <w:bookmarkEnd w:id="19"/>
-    <w:bookmarkStart w:id="23" w:name="四稀有气体化合物"/>
+    <w:bookmarkEnd w:id="31"/>
+    <w:bookmarkStart w:id="50" w:name="四稀有气体化合物"/>
     <w:p>
       <w:pPr>
         <w:pStyle w:val="Heading2"/>
@@ -8487,7 +8791,7 @@
         <w:t xml:space="preserve">四、稀有气体化合物</w:t>
       </w:r>
     </w:p>
-    <w:bookmarkStart w:id="20" w:name="稀有气体化学的突破"/>
+    <w:bookmarkStart w:id="32" w:name="稀有气体化学的突破"/>
     <w:p>
       <w:pPr>
         <w:pStyle w:val="Heading3"/>
@@ -8640,8 +8944,8 @@
         <w:t xml:space="preserve">（橙黄色固体），打破了”惰性气体”的认知。</w:t>
       </w:r>
     </w:p>
-    <w:bookmarkEnd w:id="20"/>
-    <w:bookmarkStart w:id="21" w:name="氙的氟化物制备与-vsepr"/>
+    <w:bookmarkEnd w:id="32"/>
+    <w:bookmarkStart w:id="42" w:name="氙的氟化物制备与-vsepr"/>
     <w:p>
       <w:pPr>
         <w:pStyle w:val="Heading3"/>
@@ -8699,7 +9003,7 @@
           <w:p>
             <w:pPr>
               <w:pStyle w:val="Compact"/>
-              <w:jc w:val="left"/>
+              <w:jc w:val="center"/>
             </w:pPr>
             <w:r>
               <w:rPr>
@@ -8754,7 +9058,7 @@
           <w:p>
             <w:pPr>
               <w:pStyle w:val="Compact"/>
-              <w:jc w:val="left"/>
+              <w:jc w:val="center"/>
             </w:pPr>
             <w:r>
               <w:rPr>
@@ -8772,7 +9076,7 @@
           <w:p>
             <w:pPr>
               <w:pStyle w:val="Compact"/>
-              <w:jc w:val="left"/>
+              <w:jc w:val="center"/>
             </w:pPr>
             <w:r>
               <w:rPr>
@@ -8817,7 +9121,7 @@
           <w:p>
             <w:pPr>
               <w:pStyle w:val="Compact"/>
-              <w:jc w:val="left"/>
+              <w:jc w:val="center"/>
             </w:pPr>
             <w:r>
               <w:rPr>
@@ -8834,7 +9138,7 @@
           <w:p>
             <w:pPr>
               <w:pStyle w:val="Compact"/>
-              <w:jc w:val="left"/>
+              <w:jc w:val="center"/>
             </w:pPr>
             <w:r>
               <w:rPr>
@@ -8891,7 +9195,7 @@
           <w:p>
             <w:pPr>
               <w:pStyle w:val="Compact"/>
-              <w:jc w:val="left"/>
+              <w:jc w:val="center"/>
             </w:pPr>
             <w:r>
               <w:rPr>
@@ -8908,7 +9212,7 @@
           <w:p>
             <w:pPr>
               <w:pStyle w:val="Compact"/>
-              <w:jc w:val="left"/>
+              <w:jc w:val="center"/>
             </w:pPr>
             <w:r>
               <w:rPr>
@@ -8965,7 +9269,7 @@
           <w:p>
             <w:pPr>
               <w:pStyle w:val="Compact"/>
-              <w:jc w:val="left"/>
+              <w:jc w:val="center"/>
             </w:pPr>
             <w:r>
               <w:rPr>
@@ -9106,7 +9410,7 @@
           <w:p>
             <w:pPr>
               <w:pStyle w:val="Compact"/>
-              <w:jc w:val="left"/>
+              <w:jc w:val="center"/>
             </w:pPr>
             <w:r>
               <w:rPr>
@@ -9199,7 +9503,7 @@
           <w:p>
             <w:pPr>
               <w:pStyle w:val="Compact"/>
-              <w:jc w:val="left"/>
+              <w:jc w:val="center"/>
             </w:pPr>
             <w:r>
               <w:rPr>
@@ -9291,7 +9595,7 @@
           <w:p>
             <w:pPr>
               <w:pStyle w:val="Compact"/>
-              <w:jc w:val="left"/>
+              <w:jc w:val="center"/>
             </w:pPr>
             <w:r>
               <w:rPr>
@@ -9383,7 +9687,7 @@
           <w:p>
             <w:pPr>
               <w:pStyle w:val="Compact"/>
-              <w:jc w:val="left"/>
+              <w:jc w:val="center"/>
             </w:pPr>
             <w:r>
               <w:rPr>
@@ -9475,7 +9779,7 @@
           <w:p>
             <w:pPr>
               <w:pStyle w:val="Compact"/>
-              <w:jc w:val="left"/>
+              <w:jc w:val="center"/>
             </w:pPr>
             <w:r>
               <w:rPr>
@@ -9567,7 +9871,7 @@
           <w:p>
             <w:pPr>
               <w:pStyle w:val="Compact"/>
-              <w:jc w:val="left"/>
+              <w:jc w:val="center"/>
             </w:pPr>
             <w:r>
               <w:rPr>
@@ -9659,7 +9963,7 @@
           <w:p>
             <w:pPr>
               <w:pStyle w:val="Compact"/>
-              <w:jc w:val="left"/>
+              <w:jc w:val="center"/>
             </w:pPr>
             <w:r>
               <w:rPr>
@@ -9676,12 +9980,6 @@
         <w:pStyle w:val="BlockText"/>
       </w:pPr>
       <w:r>
-        <w:t xml:space="preserve">💡</w:t>
-      </w:r>
-      <w:r>
-        <w:t xml:space="preserve"> </w:t>
-      </w:r>
-      <w:r>
         <w:rPr>
           <w:b/>
           <w:bCs/>
@@ -9721,147 +10019,294 @@
     <w:p>
       <w:pPr>
         <w:pStyle w:val="FirstParagraph"/>
+        <w:jc w:val="center"/>
       </w:pPr>
       <w:r>
-        <w:t xml:space="preserve">!XeF₂ </w:t>
-      </w:r>
-      <w:r>
-        <w:rPr>
-          <w:rFonts w:hint="eastAsia" w:eastAsia="SimSun" w:ascii="Times New Roman" w:hAnsi="Times New Roman"/>
-        </w:rPr>
-        <w:t xml:space="preserve">直线形</w:t>
-      </w:r>
-      <w:r>
-        <w:t xml:space="preserve"> (sp³d)</w:t>
-      </w:r>
-      <w:r>
-        <w:t xml:space="preserve"> </w:t>
-      </w:r>
-      <w:r>
-        <w:t xml:space="preserve">!XeF₄ </w:t>
-      </w:r>
-      <w:r>
-        <w:rPr>
-          <w:rFonts w:hint="eastAsia" w:eastAsia="SimSun" w:ascii="Times New Roman" w:hAnsi="Times New Roman"/>
-        </w:rPr>
-        <w:t xml:space="preserve">平面正方形</w:t>
-      </w:r>
-      <w:r>
-        <w:t xml:space="preserve"> (sp³d²)</w:t>
-      </w:r>
-      <w:r>
-        <w:t xml:space="preserve"> </w:t>
-      </w:r>
-      <w:r>
-        <w:t xml:space="preserve">!XeF₆ </w:t>
-      </w:r>
-      <w:r>
-        <w:rPr>
-          <w:rFonts w:hint="eastAsia" w:eastAsia="SimSun" w:ascii="Times New Roman" w:hAnsi="Times New Roman"/>
-        </w:rPr>
-        <w:t xml:space="preserve">变形八面体</w:t>
-      </w:r>
-      <w:r>
-        <w:t xml:space="preserve"> (sp³d³)</w:t>
-      </w:r>
-      <w:r>
-        <w:t xml:space="preserve"> </w:t>
-      </w:r>
-      <w:r>
-        <w:rPr>
-          <w:rFonts w:hint="eastAsia" w:eastAsia="SimSun" w:ascii="Times New Roman" w:hAnsi="Times New Roman"/>
-          <w:i/>
+        <w:rPr>
+          <w:b w:val="0"/>
+          <w:i w:val="0"/>
+          <w:sz w:val="21"/>
+        </w:rPr>
+        <w:drawing>
+          <wp:inline>
+            <wp:extent cx="2552700" cy="2552700"/>
+            <wp:effectExtent b="0" l="0" r="0" t="0"/>
+            <wp:docPr descr="XeF₂ 直线形 (sp³d)" title="" id="34" name="Picture"/>
+            <a:graphic>
+              <a:graphicData uri="http://schemas.openxmlformats.org/drawingml/2006/picture">
+                <pic:pic>
+                  <pic:nvPicPr>
+                    <pic:cNvPr descr="media/weller-xef4-square-planar-vsepr-diagram.jpg" id="35" name="Picture"/>
+                    <pic:cNvPicPr>
+                      <a:picLocks noChangeArrowheads="1" noChangeAspect="1"/>
+                    </pic:cNvPicPr>
+                  </pic:nvPicPr>
+                  <pic:blipFill>
+                    <a:blip r:embed="rId33"/>
+                    <a:stretch>
+                      <a:fillRect/>
+                    </a:stretch>
+                  </pic:blipFill>
+                  <pic:spPr bwMode="auto">
+                    <a:xfrm>
+                      <a:off x="0" y="0"/>
+                      <a:ext cx="2552700" cy="2552700"/>
+                    </a:xfrm>
+                    <a:prstGeom prst="rect">
+                      <a:avLst/>
+                    </a:prstGeom>
+                    <a:noFill/>
+                    <a:ln w="9525">
+                      <a:noFill/>
+                      <a:headEnd/>
+                      <a:tailEnd/>
+                    </a:ln>
+                  </pic:spPr>
+                </pic:pic>
+              </a:graphicData>
+            </a:graphic>
+          </wp:inline>
+        </w:drawing>
+      </w:r>
+      <w:r>
+        <w:rPr>
+          <w:b w:val="0"/>
+          <w:i w:val="0"/>
+          <w:sz w:val="21"/>
+        </w:rPr>
+        <w:t xml:space="preserve"> </w:t>
+      </w:r>
+      <w:r>
+        <w:rPr>
+          <w:b w:val="0"/>
+          <w:i w:val="0"/>
+          <w:sz w:val="21"/>
+        </w:rPr>
+        <w:drawing>
+          <wp:inline>
+            <wp:extent cx="3467100" cy="2552700"/>
+            <wp:effectExtent b="0" l="0" r="0" t="0"/>
+            <wp:docPr descr="XeF₄ 平面正方形 (sp³d²)" title="" id="37" name="Picture"/>
+            <a:graphic>
+              <a:graphicData uri="http://schemas.openxmlformats.org/drawingml/2006/picture">
+                <pic:pic>
+                  <pic:nvPicPr>
+                    <pic:cNvPr descr="media/weller-xef4-square-planar-structure.jpg" id="38" name="Picture"/>
+                    <pic:cNvPicPr>
+                      <a:picLocks noChangeArrowheads="1" noChangeAspect="1"/>
+                    </pic:cNvPicPr>
+                  </pic:nvPicPr>
+                  <pic:blipFill>
+                    <a:blip r:embed="rId36"/>
+                    <a:stretch>
+                      <a:fillRect/>
+                    </a:stretch>
+                  </pic:blipFill>
+                  <pic:spPr bwMode="auto">
+                    <a:xfrm>
+                      <a:off x="0" y="0"/>
+                      <a:ext cx="3467100" cy="2552700"/>
+                    </a:xfrm>
+                    <a:prstGeom prst="rect">
+                      <a:avLst/>
+                    </a:prstGeom>
+                    <a:noFill/>
+                    <a:ln w="9525">
+                      <a:noFill/>
+                      <a:headEnd/>
+                      <a:tailEnd/>
+                    </a:ln>
+                  </pic:spPr>
+                </pic:pic>
+              </a:graphicData>
+            </a:graphic>
+          </wp:inline>
+        </w:drawing>
+      </w:r>
+      <w:r>
+        <w:rPr>
+          <w:b w:val="0"/>
+          <w:i w:val="0"/>
+          <w:sz w:val="21"/>
+        </w:rPr>
+        <w:t xml:space="preserve"> </w:t>
+      </w:r>
+      <w:r>
+        <w:rPr>
+          <w:b w:val="0"/>
+          <w:i w:val="0"/>
+          <w:sz w:val="21"/>
+        </w:rPr>
+        <w:drawing>
+          <wp:inline>
+            <wp:extent cx="3644900" cy="3568700"/>
+            <wp:effectExtent b="0" l="0" r="0" t="0"/>
+            <wp:docPr descr="XeF₆ 变形八面体 (sp³d³)" title="" id="40" name="Picture"/>
+            <a:graphic>
+              <a:graphicData uri="http://schemas.openxmlformats.org/drawingml/2006/picture">
+                <pic:pic>
+                  <pic:nvPicPr>
+                    <pic:cNvPr descr="media/weller-xenon-fluorides-structure-xef2-xef4-xef6.jpg" id="41" name="Picture"/>
+                    <pic:cNvPicPr>
+                      <a:picLocks noChangeArrowheads="1" noChangeAspect="1"/>
+                    </pic:cNvPicPr>
+                  </pic:nvPicPr>
+                  <pic:blipFill>
+                    <a:blip r:embed="rId39"/>
+                    <a:stretch>
+                      <a:fillRect/>
+                    </a:stretch>
+                  </pic:blipFill>
+                  <pic:spPr bwMode="auto">
+                    <a:xfrm>
+                      <a:off x="0" y="0"/>
+                      <a:ext cx="3644900" cy="3568700"/>
+                    </a:xfrm>
+                    <a:prstGeom prst="rect">
+                      <a:avLst/>
+                    </a:prstGeom>
+                    <a:noFill/>
+                    <a:ln w="9525">
+                      <a:noFill/>
+                      <a:headEnd/>
+                      <a:tailEnd/>
+                    </a:ln>
+                  </pic:spPr>
+                </pic:pic>
+              </a:graphicData>
+            </a:graphic>
+          </wp:inline>
+        </w:drawing>
+      </w:r>
+      <w:r>
+        <w:rPr>
+          <w:b w:val="0"/>
+          <w:i w:val="0"/>
+          <w:sz w:val="21"/>
+        </w:rPr>
+        <w:t xml:space="preserve"> </w:t>
+      </w:r>
+      <w:r>
+        <w:rPr>
+          <w:rFonts w:hint="eastAsia" w:eastAsia="FangSong" w:ascii="Times New Roman" w:hAnsi="Times New Roman"/>
+          <w:b w:val="0"/>
+          <w:i w:val="0"/>
           <w:iCs/>
+          <w:sz w:val="21"/>
         </w:rPr>
         <w:t xml:space="preserve">图</w:t>
       </w:r>
       <w:r>
         <w:rPr>
-          <w:i/>
+          <w:b w:val="0"/>
+          <w:i w:val="0"/>
           <w:iCs/>
-        </w:rPr>
-        <w:t xml:space="preserve"> </w:t>
-      </w:r>
-      <w:r>
-        <w:rPr>
-          <w:rFonts w:hint="eastAsia" w:eastAsia="SimSun" w:ascii="Times New Roman" w:hAnsi="Times New Roman"/>
-          <w:i/>
+          <w:sz w:val="21"/>
+        </w:rPr>
+        <w:t xml:space="preserve"> </w:t>
+      </w:r>
+      <w:r>
+        <w:rPr>
+          <w:rFonts w:hint="eastAsia" w:eastAsia="FangSong" w:ascii="Times New Roman" w:hAnsi="Times New Roman"/>
+          <w:b w:val="0"/>
+          <w:i w:val="0"/>
           <w:iCs/>
+          <w:sz w:val="21"/>
         </w:rPr>
         <w:t xml:space="preserve">氙的氟化物分子结构（XeF₂</w:t>
       </w:r>
       <w:r>
         <w:rPr>
-          <w:i/>
+          <w:b w:val="0"/>
+          <w:i w:val="0"/>
           <w:iCs/>
-        </w:rPr>
-        <w:t xml:space="preserve"> </w:t>
-      </w:r>
-      <w:r>
-        <w:rPr>
-          <w:rFonts w:hint="eastAsia" w:eastAsia="SimSun" w:ascii="Times New Roman" w:hAnsi="Times New Roman"/>
-          <w:i/>
+          <w:sz w:val="21"/>
+        </w:rPr>
+        <w:t xml:space="preserve"> </w:t>
+      </w:r>
+      <w:r>
+        <w:rPr>
+          <w:rFonts w:hint="eastAsia" w:eastAsia="FangSong" w:ascii="Times New Roman" w:hAnsi="Times New Roman"/>
+          <w:b w:val="0"/>
+          <w:i w:val="0"/>
           <w:iCs/>
+          <w:sz w:val="21"/>
         </w:rPr>
         <w:t xml:space="preserve">直线形、XeF₄</w:t>
       </w:r>
       <w:r>
         <w:rPr>
-          <w:i/>
+          <w:b w:val="0"/>
+          <w:i w:val="0"/>
           <w:iCs/>
-        </w:rPr>
-        <w:t xml:space="preserve"> </w:t>
-      </w:r>
-      <w:r>
-        <w:rPr>
-          <w:rFonts w:hint="eastAsia" w:eastAsia="SimSun" w:ascii="Times New Roman" w:hAnsi="Times New Roman"/>
-          <w:i/>
+          <w:sz w:val="21"/>
+        </w:rPr>
+        <w:t xml:space="preserve"> </w:t>
+      </w:r>
+      <w:r>
+        <w:rPr>
+          <w:rFonts w:hint="eastAsia" w:eastAsia="FangSong" w:ascii="Times New Roman" w:hAnsi="Times New Roman"/>
+          <w:b w:val="0"/>
+          <w:i w:val="0"/>
           <w:iCs/>
+          <w:sz w:val="21"/>
         </w:rPr>
         <w:t xml:space="preserve">平面正方形、XeF₆</w:t>
       </w:r>
       <w:r>
         <w:rPr>
-          <w:i/>
+          <w:b w:val="0"/>
+          <w:i w:val="0"/>
           <w:iCs/>
-        </w:rPr>
-        <w:t xml:space="preserve"> </w:t>
-      </w:r>
-      <w:r>
-        <w:rPr>
-          <w:rFonts w:hint="eastAsia" w:eastAsia="SimSun" w:ascii="Times New Roman" w:hAnsi="Times New Roman"/>
-          <w:i/>
+          <w:sz w:val="21"/>
+        </w:rPr>
+        <w:t xml:space="preserve"> </w:t>
+      </w:r>
+      <w:r>
+        <w:rPr>
+          <w:rFonts w:hint="eastAsia" w:eastAsia="FangSong" w:ascii="Times New Roman" w:hAnsi="Times New Roman"/>
+          <w:b w:val="0"/>
+          <w:i w:val="0"/>
           <w:iCs/>
+          <w:sz w:val="21"/>
         </w:rPr>
         <w:t xml:space="preserve">变形八面体）—</w:t>
       </w:r>
       <w:r>
         <w:rPr>
-          <w:i/>
+          <w:b w:val="0"/>
+          <w:i w:val="0"/>
           <w:iCs/>
-        </w:rPr>
-        <w:t xml:space="preserve"> </w:t>
-      </w:r>
-      <w:r>
-        <w:rPr>
-          <w:rFonts w:hint="eastAsia" w:eastAsia="SimSun" w:ascii="Times New Roman" w:hAnsi="Times New Roman"/>
-          <w:i/>
+          <w:sz w:val="21"/>
+        </w:rPr>
+        <w:t xml:space="preserve"> </w:t>
+      </w:r>
+      <w:r>
+        <w:rPr>
+          <w:rFonts w:hint="eastAsia" w:eastAsia="FangSong" w:ascii="Times New Roman" w:hAnsi="Times New Roman"/>
+          <w:b w:val="0"/>
+          <w:i w:val="0"/>
           <w:iCs/>
+          <w:sz w:val="21"/>
         </w:rPr>
         <w:t xml:space="preserve">中心</w:t>
       </w:r>
       <w:r>
         <w:rPr>
-          <w:i/>
+          <w:b w:val="0"/>
+          <w:i w:val="0"/>
           <w:iCs/>
+          <w:sz w:val="21"/>
         </w:rPr>
         <w:t xml:space="preserve"> Xe </w:t>
       </w:r>
       <w:r>
         <w:rPr>
-          <w:rFonts w:hint="eastAsia" w:eastAsia="SimSun" w:ascii="Times New Roman" w:hAnsi="Times New Roman"/>
-          <w:i/>
+          <w:rFonts w:hint="eastAsia" w:eastAsia="FangSong" w:ascii="Times New Roman" w:hAnsi="Times New Roman"/>
+          <w:b w:val="0"/>
+          <w:i w:val="0"/>
           <w:iCs/>
+          <w:sz w:val="21"/>
         </w:rPr>
         <w:t xml:space="preserve">原子上孤对电子的数目决定实际构型</w:t>
       </w:r>
@@ -9905,7 +10350,7 @@
           <w:p>
             <w:pPr>
               <w:pStyle w:val="Compact"/>
-              <w:jc w:val="left"/>
+              <w:jc w:val="center"/>
             </w:pPr>
             <w:r>
               <w:rPr>
@@ -9921,7 +10366,7 @@
           <w:p>
             <w:pPr>
               <w:pStyle w:val="Compact"/>
-              <w:jc w:val="left"/>
+              <w:jc w:val="center"/>
             </w:pPr>
             <w:r>
               <w:rPr>
@@ -9937,7 +10382,7 @@
           <w:p>
             <w:pPr>
               <w:pStyle w:val="Compact"/>
-              <w:jc w:val="left"/>
+              <w:jc w:val="center"/>
             </w:pPr>
             <w:r>
               <w:rPr>
@@ -9955,7 +10400,7 @@
           <w:p>
             <w:pPr>
               <w:pStyle w:val="Compact"/>
-              <w:jc w:val="left"/>
+              <w:jc w:val="center"/>
             </w:pPr>
             <w:r>
               <w:rPr>
@@ -9970,7 +10415,7 @@
           <w:p>
             <w:pPr>
               <w:pStyle w:val="Compact"/>
-              <w:jc w:val="left"/>
+              <w:jc w:val="center"/>
             </w:pPr>
             <w:r>
               <w:rPr>
@@ -9985,7 +10430,7 @@
           <w:p>
             <w:pPr>
               <w:pStyle w:val="Compact"/>
-              <w:jc w:val="left"/>
+              <w:jc w:val="center"/>
             </w:pPr>
             <w:r>
               <w:rPr>
@@ -10020,7 +10465,7 @@
           <w:p>
             <w:pPr>
               <w:pStyle w:val="Compact"/>
-              <w:jc w:val="left"/>
+              <w:jc w:val="center"/>
             </w:pPr>
             <w:r>
               <w:rPr>
@@ -10035,7 +10480,7 @@
           <w:p>
             <w:pPr>
               <w:pStyle w:val="Compact"/>
-              <w:jc w:val="left"/>
+              <w:jc w:val="center"/>
             </w:pPr>
             <w:r>
               <w:rPr>
@@ -10050,7 +10495,7 @@
           <w:p>
             <w:pPr>
               <w:pStyle w:val="Compact"/>
-              <w:jc w:val="left"/>
+              <w:jc w:val="center"/>
             </w:pPr>
             <w:r>
               <w:rPr>
@@ -10087,7 +10532,7 @@
           <w:p>
             <w:pPr>
               <w:pStyle w:val="Compact"/>
-              <w:jc w:val="left"/>
+              <w:jc w:val="center"/>
             </w:pPr>
             <w:r>
               <w:rPr>
@@ -10102,7 +10547,7 @@
           <w:p>
             <w:pPr>
               <w:pStyle w:val="Compact"/>
-              <w:jc w:val="left"/>
+              <w:jc w:val="center"/>
             </w:pPr>
             <w:r>
               <w:rPr>
@@ -10117,7 +10562,7 @@
           <w:p>
             <w:pPr>
               <w:pStyle w:val="Compact"/>
-              <w:jc w:val="left"/>
+              <w:jc w:val="center"/>
             </w:pPr>
             <w:r>
               <w:rPr>
@@ -10141,8 +10586,8 @@
         </w:tc>
       </w:tr>
     </w:tbl>
-    <w:bookmarkEnd w:id="21"/>
-    <w:bookmarkStart w:id="22" w:name="氙的氧化物"/>
+    <w:bookmarkEnd w:id="42"/>
+    <w:bookmarkStart w:id="49" w:name="氙的氧化物"/>
     <w:p>
       <w:pPr>
         <w:pStyle w:val="Heading3"/>
@@ -10179,7 +10624,7 @@
           <w:p>
             <w:pPr>
               <w:pStyle w:val="Compact"/>
-              <w:jc w:val="left"/>
+              <w:jc w:val="center"/>
             </w:pPr>
             <w:r>
               <w:rPr>
@@ -10195,7 +10640,7 @@
           <w:p>
             <w:pPr>
               <w:pStyle w:val="Compact"/>
-              <w:jc w:val="left"/>
+              <w:jc w:val="center"/>
             </w:pPr>
             <w:r>
               <w:rPr>
@@ -10227,7 +10672,7 @@
           <w:p>
             <w:pPr>
               <w:pStyle w:val="Compact"/>
-              <w:jc w:val="left"/>
+              <w:jc w:val="center"/>
             </w:pPr>
             <w:r>
               <w:rPr>
@@ -10245,7 +10690,7 @@
           <w:p>
             <w:pPr>
               <w:pStyle w:val="Compact"/>
-              <w:jc w:val="left"/>
+              <w:jc w:val="center"/>
             </w:pPr>
             <w:r>
               <w:rPr>
@@ -10260,7 +10705,7 @@
           <w:p>
             <w:pPr>
               <w:pStyle w:val="Compact"/>
-              <w:jc w:val="left"/>
+              <w:jc w:val="center"/>
             </w:pPr>
             <w:r>
               <w:rPr>
@@ -10290,7 +10735,7 @@
           <w:p>
             <w:pPr>
               <w:pStyle w:val="Compact"/>
-              <w:jc w:val="left"/>
+              <w:jc w:val="center"/>
             </w:pPr>
             <w:r>
               <w:rPr>
@@ -10321,7 +10766,7 @@
           <w:p>
             <w:pPr>
               <w:pStyle w:val="Compact"/>
-              <w:jc w:val="left"/>
+              <w:jc w:val="center"/>
             </w:pPr>
             <w:r>
               <w:rPr>
@@ -10336,7 +10781,7 @@
           <w:p>
             <w:pPr>
               <w:pStyle w:val="Compact"/>
-              <w:jc w:val="left"/>
+              <w:jc w:val="center"/>
             </w:pPr>
             <w:r>
               <w:rPr>
@@ -10372,7 +10817,7 @@
           <w:p>
             <w:pPr>
               <w:pStyle w:val="Compact"/>
-              <w:jc w:val="left"/>
+              <w:jc w:val="center"/>
             </w:pPr>
             <w:r>
               <w:rPr>
@@ -10389,7 +10834,7 @@
           <w:p>
             <w:pPr>
               <w:pStyle w:val="Compact"/>
-              <w:jc w:val="left"/>
+              <w:jc w:val="center"/>
             </w:pPr>
             <w:r>
               <w:rPr>
@@ -10404,7 +10849,7 @@
           <w:p>
             <w:pPr>
               <w:pStyle w:val="Compact"/>
-              <w:jc w:val="left"/>
+              <w:jc w:val="center"/>
             </w:pPr>
             <w:r>
               <w:rPr>
@@ -10440,7 +10885,7 @@
           <w:p>
             <w:pPr>
               <w:pStyle w:val="Compact"/>
-              <w:jc w:val="left"/>
+              <w:jc w:val="center"/>
             </w:pPr>
             <w:r>
               <w:rPr>
@@ -10455,102 +10900,201 @@
     <w:p>
       <w:pPr>
         <w:pStyle w:val="BodyText"/>
+        <w:jc w:val="center"/>
       </w:pPr>
       <w:r>
-        <w:t xml:space="preserve">!XeO₃ </w:t>
-      </w:r>
-      <w:r>
-        <w:rPr>
-          <w:rFonts w:hint="eastAsia" w:eastAsia="SimSun" w:ascii="Times New Roman" w:hAnsi="Times New Roman"/>
-        </w:rPr>
-        <w:t xml:space="preserve">三角锥</w:t>
-      </w:r>
-      <w:r>
-        <w:t xml:space="preserve"> (sp³)</w:t>
-      </w:r>
-      <w:r>
-        <w:t xml:space="preserve"> </w:t>
-      </w:r>
-      <w:r>
-        <w:t xml:space="preserve">!XeO₄ </w:t>
-      </w:r>
-      <w:r>
-        <w:rPr>
-          <w:rFonts w:hint="eastAsia" w:eastAsia="SimSun" w:ascii="Times New Roman" w:hAnsi="Times New Roman"/>
-        </w:rPr>
-        <w:t xml:space="preserve">正四面体</w:t>
-      </w:r>
-      <w:r>
-        <w:t xml:space="preserve"> (sp³)</w:t>
-      </w:r>
-      <w:r>
-        <w:t xml:space="preserve"> </w:t>
-      </w:r>
-      <w:r>
-        <w:rPr>
-          <w:rFonts w:hint="eastAsia" w:eastAsia="SimSun" w:ascii="Times New Roman" w:hAnsi="Times New Roman"/>
-          <w:i/>
+        <w:rPr>
+          <w:b w:val="0"/>
+          <w:i w:val="0"/>
+          <w:sz w:val="21"/>
+        </w:rPr>
+        <w:drawing>
+          <wp:inline>
+            <wp:extent cx="2667000" cy="1701800"/>
+            <wp:effectExtent b="0" l="0" r="0" t="0"/>
+            <wp:docPr descr="XeO₃ 三角锥 (sp³)" title="" id="44" name="Picture"/>
+            <a:graphic>
+              <a:graphicData uri="http://schemas.openxmlformats.org/drawingml/2006/picture">
+                <pic:pic>
+                  <pic:nvPicPr>
+                    <pic:cNvPr descr="media/weller-xeo4-tetrahedral-structure.jpg" id="45" name="Picture"/>
+                    <pic:cNvPicPr>
+                      <a:picLocks noChangeArrowheads="1" noChangeAspect="1"/>
+                    </pic:cNvPicPr>
+                  </pic:nvPicPr>
+                  <pic:blipFill>
+                    <a:blip r:embed="rId43"/>
+                    <a:stretch>
+                      <a:fillRect/>
+                    </a:stretch>
+                  </pic:blipFill>
+                  <pic:spPr bwMode="auto">
+                    <a:xfrm>
+                      <a:off x="0" y="0"/>
+                      <a:ext cx="2667000" cy="1701800"/>
+                    </a:xfrm>
+                    <a:prstGeom prst="rect">
+                      <a:avLst/>
+                    </a:prstGeom>
+                    <a:noFill/>
+                    <a:ln w="9525">
+                      <a:noFill/>
+                      <a:headEnd/>
+                      <a:tailEnd/>
+                    </a:ln>
+                  </pic:spPr>
+                </pic:pic>
+              </a:graphicData>
+            </a:graphic>
+          </wp:inline>
+        </w:drawing>
+      </w:r>
+      <w:r>
+        <w:rPr>
+          <w:b w:val="0"/>
+          <w:i w:val="0"/>
+          <w:sz w:val="21"/>
+        </w:rPr>
+        <w:t xml:space="preserve"> </w:t>
+      </w:r>
+      <w:r>
+        <w:rPr>
+          <w:b w:val="0"/>
+          <w:i w:val="0"/>
+          <w:sz w:val="21"/>
+        </w:rPr>
+        <w:drawing>
+          <wp:inline>
+            <wp:extent cx="2120900" cy="2336800"/>
+            <wp:effectExtent b="0" l="0" r="0" t="0"/>
+            <wp:docPr descr="XeO₄ 正四面体 (sp³)" title="" id="47" name="Picture"/>
+            <a:graphic>
+              <a:graphicData uri="http://schemas.openxmlformats.org/drawingml/2006/picture">
+                <pic:pic>
+                  <pic:nvPicPr>
+                    <pic:cNvPr descr="media/weller-xenon-oxide-structure-xeo3-xeo4.jpg" id="48" name="Picture"/>
+                    <pic:cNvPicPr>
+                      <a:picLocks noChangeArrowheads="1" noChangeAspect="1"/>
+                    </pic:cNvPicPr>
+                  </pic:nvPicPr>
+                  <pic:blipFill>
+                    <a:blip r:embed="rId46"/>
+                    <a:stretch>
+                      <a:fillRect/>
+                    </a:stretch>
+                  </pic:blipFill>
+                  <pic:spPr bwMode="auto">
+                    <a:xfrm>
+                      <a:off x="0" y="0"/>
+                      <a:ext cx="2120900" cy="2336800"/>
+                    </a:xfrm>
+                    <a:prstGeom prst="rect">
+                      <a:avLst/>
+                    </a:prstGeom>
+                    <a:noFill/>
+                    <a:ln w="9525">
+                      <a:noFill/>
+                      <a:headEnd/>
+                      <a:tailEnd/>
+                    </a:ln>
+                  </pic:spPr>
+                </pic:pic>
+              </a:graphicData>
+            </a:graphic>
+          </wp:inline>
+        </w:drawing>
+      </w:r>
+      <w:r>
+        <w:rPr>
+          <w:b w:val="0"/>
+          <w:i w:val="0"/>
+          <w:sz w:val="21"/>
+        </w:rPr>
+        <w:t xml:space="preserve"> </w:t>
+      </w:r>
+      <w:r>
+        <w:rPr>
+          <w:rFonts w:hint="eastAsia" w:eastAsia="FangSong" w:ascii="Times New Roman" w:hAnsi="Times New Roman"/>
+          <w:b w:val="0"/>
+          <w:i w:val="0"/>
           <w:iCs/>
+          <w:sz w:val="21"/>
         </w:rPr>
         <w:t xml:space="preserve">图</w:t>
       </w:r>
       <w:r>
         <w:rPr>
-          <w:i/>
+          <w:b w:val="0"/>
+          <w:i w:val="0"/>
           <w:iCs/>
-        </w:rPr>
-        <w:t xml:space="preserve"> </w:t>
-      </w:r>
-      <w:r>
-        <w:rPr>
-          <w:rFonts w:hint="eastAsia" w:eastAsia="SimSun" w:ascii="Times New Roman" w:hAnsi="Times New Roman"/>
-          <w:i/>
+          <w:sz w:val="21"/>
+        </w:rPr>
+        <w:t xml:space="preserve"> </w:t>
+      </w:r>
+      <w:r>
+        <w:rPr>
+          <w:rFonts w:hint="eastAsia" w:eastAsia="FangSong" w:ascii="Times New Roman" w:hAnsi="Times New Roman"/>
+          <w:b w:val="0"/>
+          <w:i w:val="0"/>
           <w:iCs/>
+          <w:sz w:val="21"/>
         </w:rPr>
         <w:t xml:space="preserve">氙的氧化物分子结构（XeO₃</w:t>
       </w:r>
       <w:r>
         <w:rPr>
-          <w:i/>
+          <w:b w:val="0"/>
+          <w:i w:val="0"/>
           <w:iCs/>
-        </w:rPr>
-        <w:t xml:space="preserve"> </w:t>
-      </w:r>
-      <w:r>
-        <w:rPr>
-          <w:rFonts w:hint="eastAsia" w:eastAsia="SimSun" w:ascii="Times New Roman" w:hAnsi="Times New Roman"/>
-          <w:i/>
+          <w:sz w:val="21"/>
+        </w:rPr>
+        <w:t xml:space="preserve"> </w:t>
+      </w:r>
+      <w:r>
+        <w:rPr>
+          <w:rFonts w:hint="eastAsia" w:eastAsia="FangSong" w:ascii="Times New Roman" w:hAnsi="Times New Roman"/>
+          <w:b w:val="0"/>
+          <w:i w:val="0"/>
           <w:iCs/>
+          <w:sz w:val="21"/>
         </w:rPr>
         <w:t xml:space="preserve">三角锥，类似</w:t>
       </w:r>
       <w:r>
         <w:rPr>
-          <w:i/>
+          <w:b w:val="0"/>
+          <w:i w:val="0"/>
           <w:iCs/>
-        </w:rPr>
-        <w:t xml:space="preserve"> </w:t>
-      </w:r>
-      <w:r>
-        <w:rPr>
-          <w:rFonts w:hint="eastAsia" w:eastAsia="SimSun" w:ascii="Times New Roman" w:hAnsi="Times New Roman"/>
-          <w:i/>
+          <w:sz w:val="21"/>
+        </w:rPr>
+        <w:t xml:space="preserve"> </w:t>
+      </w:r>
+      <w:r>
+        <w:rPr>
+          <w:rFonts w:hint="eastAsia" w:eastAsia="FangSong" w:ascii="Times New Roman" w:hAnsi="Times New Roman"/>
+          <w:b w:val="0"/>
+          <w:i w:val="0"/>
           <w:iCs/>
+          <w:sz w:val="21"/>
         </w:rPr>
         <w:t xml:space="preserve">NH₃；XeO₄</w:t>
       </w:r>
       <w:r>
         <w:rPr>
-          <w:i/>
+          <w:b w:val="0"/>
+          <w:i w:val="0"/>
           <w:iCs/>
-        </w:rPr>
-        <w:t xml:space="preserve"> </w:t>
-      </w:r>
-      <w:r>
-        <w:rPr>
-          <w:rFonts w:hint="eastAsia" w:eastAsia="SimSun" w:ascii="Times New Roman" w:hAnsi="Times New Roman"/>
-          <w:i/>
+          <w:sz w:val="21"/>
+        </w:rPr>
+        <w:t xml:space="preserve"> </w:t>
+      </w:r>
+      <w:r>
+        <w:rPr>
+          <w:rFonts w:hint="eastAsia" w:eastAsia="FangSong" w:ascii="Times New Roman" w:hAnsi="Times New Roman"/>
+          <w:b w:val="0"/>
+          <w:i w:val="0"/>
           <w:iCs/>
+          <w:sz w:val="21"/>
         </w:rPr>
         <w:t xml:space="preserve">正四面体）</w:t>
       </w:r>
@@ -10559,12 +11103,6 @@
       <w:pPr>
         <w:pStyle w:val="BlockText"/>
       </w:pPr>
-      <w:r>
-        <w:t xml:space="preserve">⚠️</w:t>
-      </w:r>
-      <w:r>
-        <w:t xml:space="preserve"> </w:t>
-      </w:r>
       <w:r>
         <w:rPr>
           <w:rFonts w:hint="eastAsia" w:eastAsia="SimSun" w:ascii="Times New Roman" w:hAnsi="Times New Roman"/>
@@ -10625,6 +11163,12 @@
       <m:oMathPara>
         <m:oMathParaPr>
           <m:jc m:val="center"/>
+          <m:ctrlPr>
+            <w:rPr>
+              <w:sz w:val="28"/>
+              <w:szCs w:val="28"/>
+            </w:rPr>
+          </m:ctrlPr>
         </m:oMathParaPr>
         <m:oMath>
           <m:r>
@@ -10787,6 +11331,12 @@
       <m:oMathPara>
         <m:oMathParaPr>
           <m:jc m:val="center"/>
+          <m:ctrlPr>
+            <w:rPr>
+              <w:sz w:val="28"/>
+              <w:szCs w:val="28"/>
+            </w:rPr>
+          </m:ctrlPr>
         </m:oMathParaPr>
         <m:oMath>
           <m:r>
@@ -10949,9 +11499,9 @@
         </w:pict>
       </w:r>
     </w:p>
-    <w:bookmarkEnd w:id="22"/>
-    <w:bookmarkEnd w:id="23"/>
-    <w:bookmarkStart w:id="27" w:name="五方法总结与思维框架"/>
+    <w:bookmarkEnd w:id="49"/>
+    <w:bookmarkEnd w:id="50"/>
+    <w:bookmarkStart w:id="54" w:name="五方法总结与思维框架"/>
     <w:p>
       <w:pPr>
         <w:pStyle w:val="Heading2"/>
@@ -10963,7 +11513,7 @@
         <w:t xml:space="preserve">五、方法总结与思维框架</w:t>
       </w:r>
     </w:p>
-    <w:bookmarkStart w:id="24" w:name="s-区元素推断题思维流程图"/>
+    <w:bookmarkStart w:id="51" w:name="s-区元素推断题思维流程图"/>
     <w:p>
       <w:pPr>
         <w:pStyle w:val="Heading3"/>
@@ -11323,8 +11873,8 @@
         <w:t xml:space="preserve">对角线规则]</w:t>
       </w:r>
     </w:p>
-    <w:bookmarkEnd w:id="24"/>
-    <w:bookmarkStart w:id="25" w:name="对角线规则应用口诀"/>
+    <w:bookmarkEnd w:id="51"/>
+    <w:bookmarkStart w:id="52" w:name="对角线规则应用口诀"/>
     <w:p>
       <w:pPr>
         <w:pStyle w:val="Heading3"/>
@@ -11350,8 +11900,8 @@
         <w:t xml:space="preserve">“Li-Mg、Be-Al、B-Si，三对相似要牢记；离子势相近是关键，极化能力定性质。”</w:t>
       </w:r>
     </w:p>
-    <w:bookmarkEnd w:id="25"/>
-    <w:bookmarkStart w:id="26" w:name="关键递变规律速记"/>
+    <w:bookmarkEnd w:id="52"/>
+    <w:bookmarkStart w:id="53" w:name="关键递变规律速记"/>
     <w:p>
       <w:pPr>
         <w:pStyle w:val="Heading3"/>
@@ -11387,7 +11937,7 @@
           <w:p>
             <w:pPr>
               <w:pStyle w:val="Compact"/>
-              <w:jc w:val="left"/>
+              <w:jc w:val="center"/>
             </w:pPr>
             <w:r>
               <w:rPr>
@@ -11403,7 +11953,7 @@
           <w:p>
             <w:pPr>
               <w:pStyle w:val="Compact"/>
-              <w:jc w:val="left"/>
+              <w:jc w:val="center"/>
             </w:pPr>
             <w:r>
               <w:rPr>
@@ -11419,7 +11969,7 @@
           <w:p>
             <w:pPr>
               <w:pStyle w:val="Compact"/>
-              <w:jc w:val="left"/>
+              <w:jc w:val="center"/>
             </w:pPr>
             <w:r>
               <w:rPr>
@@ -11437,7 +11987,7 @@
           <w:p>
             <w:pPr>
               <w:pStyle w:val="Compact"/>
-              <w:jc w:val="left"/>
+              <w:jc w:val="center"/>
             </w:pPr>
             <w:r>
               <w:rPr>
@@ -11458,7 +12008,7 @@
           <w:p>
             <w:pPr>
               <w:pStyle w:val="Compact"/>
-              <w:jc w:val="left"/>
+              <w:jc w:val="center"/>
             </w:pPr>
             <w:r>
               <w:rPr>
@@ -11473,7 +12023,7 @@
           <w:p>
             <w:pPr>
               <w:pStyle w:val="Compact"/>
-              <w:jc w:val="left"/>
+              <w:jc w:val="center"/>
             </w:pPr>
             <w:r>
               <w:rPr>
@@ -11508,7 +12058,7 @@
           <w:p>
             <w:pPr>
               <w:pStyle w:val="Compact"/>
-              <w:jc w:val="left"/>
+              <w:jc w:val="center"/>
             </w:pPr>
             <w:r>
               <w:rPr>
@@ -11529,7 +12079,7 @@
           <w:p>
             <w:pPr>
               <w:pStyle w:val="Compact"/>
-              <w:jc w:val="left"/>
+              <w:jc w:val="center"/>
             </w:pPr>
             <w:r>
               <w:rPr>
@@ -11550,7 +12100,7 @@
           <w:p>
             <w:pPr>
               <w:pStyle w:val="Compact"/>
-              <w:jc w:val="left"/>
+              <w:jc w:val="center"/>
             </w:pPr>
             <w:r>
               <w:rPr>
@@ -11579,7 +12129,7 @@
           <w:p>
             <w:pPr>
               <w:pStyle w:val="Compact"/>
-              <w:jc w:val="left"/>
+              <w:jc w:val="center"/>
             </w:pPr>
             <w:r>
               <w:rPr>
@@ -11600,7 +12150,7 @@
           <w:p>
             <w:pPr>
               <w:pStyle w:val="Compact"/>
-              <w:jc w:val="left"/>
+              <w:jc w:val="center"/>
             </w:pPr>
             <w:r>
               <w:rPr>
@@ -11621,7 +12171,7 @@
           <w:p>
             <w:pPr>
               <w:pStyle w:val="Compact"/>
-              <w:jc w:val="left"/>
+              <w:jc w:val="center"/>
             </w:pPr>
             <w:r>
               <w:rPr>
@@ -11638,7 +12188,7 @@
           <w:p>
             <w:pPr>
               <w:pStyle w:val="Compact"/>
-              <w:jc w:val="left"/>
+              <w:jc w:val="center"/>
             </w:pPr>
             <w:r>
               <w:rPr>
@@ -11653,7 +12203,7 @@
           <w:p>
             <w:pPr>
               <w:pStyle w:val="Compact"/>
-              <w:jc w:val="left"/>
+              <w:jc w:val="center"/>
             </w:pPr>
             <w:r>
               <w:rPr>
@@ -11674,7 +12224,7 @@
           <w:p>
             <w:pPr>
               <w:pStyle w:val="Compact"/>
-              <w:jc w:val="left"/>
+              <w:jc w:val="center"/>
             </w:pPr>
             <w:r>
               <w:rPr>
@@ -11711,9 +12261,9 @@
         </w:pict>
       </w:r>
     </w:p>
-    <w:bookmarkEnd w:id="26"/>
-    <w:bookmarkEnd w:id="27"/>
-    <w:bookmarkStart w:id="33" w:name="六典型例题"/>
+    <w:bookmarkEnd w:id="53"/>
+    <w:bookmarkEnd w:id="54"/>
+    <w:bookmarkStart w:id="60" w:name="六典型例题"/>
     <w:p>
       <w:pPr>
         <w:pStyle w:val="Heading2"/>
@@ -11725,7 +12275,7 @@
         <w:t xml:space="preserve">六、典型例题</w:t>
       </w:r>
     </w:p>
-    <w:bookmarkStart w:id="28" w:name="例题-1锂的特殊性"/>
+    <w:bookmarkStart w:id="55" w:name="例题-1锂的特殊性"/>
     <w:p>
       <w:pPr>
         <w:pStyle w:val="Heading3"/>
@@ -12202,8 +12752,8 @@
         </w:pict>
       </w:r>
     </w:p>
-    <w:bookmarkEnd w:id="28"/>
-    <w:bookmarkStart w:id="29" w:name="例题-2过氧化钠与酸反应"/>
+    <w:bookmarkEnd w:id="55"/>
+    <w:bookmarkStart w:id="56" w:name="例题-2过氧化钠与酸反应"/>
     <w:p>
       <w:pPr>
         <w:pStyle w:val="Heading3"/>
@@ -12467,6 +13017,14 @@
         <w:t xml:space="preserve">H₂O：</w:t>
       </w:r>
       <m:oMath>
+        <m:oMathPr>
+          <m:ctrlPr>
+            <w:rPr>
+              <w:sz w:val="28"/>
+              <w:szCs w:val="28"/>
+            </w:rPr>
+          </m:ctrlPr>
+        </m:oMathPr>
         <m:r>
           <m:rPr>
             <m:sty m:val="p"/>
@@ -12649,6 +13207,14 @@
         <w:t xml:space="preserve">H₂SO₄：</w:t>
       </w:r>
       <m:oMath>
+        <m:oMathPr>
+          <m:ctrlPr>
+            <w:rPr>
+              <w:sz w:val="28"/>
+              <w:szCs w:val="28"/>
+            </w:rPr>
+          </m:ctrlPr>
+        </m:oMathPr>
         <m:r>
           <m:rPr>
             <m:sty m:val="p"/>
@@ -12861,6 +13427,14 @@
         <w:t xml:space="preserve">CO₂：</w:t>
       </w:r>
       <m:oMath>
+        <m:oMathPr>
+          <m:ctrlPr>
+            <w:rPr>
+              <w:sz w:val="28"/>
+              <w:szCs w:val="28"/>
+            </w:rPr>
+          </m:ctrlPr>
+        </m:oMathPr>
         <m:r>
           <m:t>2</m:t>
         </m:r>
@@ -13104,6 +13678,12 @@
       <m:oMathPara>
         <m:oMathParaPr>
           <m:jc m:val="center"/>
+          <m:ctrlPr>
+            <w:rPr>
+              <w:sz w:val="28"/>
+              <w:szCs w:val="28"/>
+            </w:rPr>
+          </m:ctrlPr>
         </m:oMathParaPr>
         <m:oMath>
           <m:r>
@@ -13268,8 +13848,8 @@
         </w:pict>
       </w:r>
     </w:p>
-    <w:bookmarkEnd w:id="29"/>
-    <w:bookmarkStart w:id="30" w:name="例题-3对角线规则应用"/>
+    <w:bookmarkEnd w:id="56"/>
+    <w:bookmarkStart w:id="57" w:name="例题-3对角线规则应用"/>
     <w:p>
       <w:pPr>
         <w:pStyle w:val="Heading3"/>
@@ -13554,6 +14134,12 @@
       <m:oMathPara>
         <m:oMathParaPr>
           <m:jc m:val="center"/>
+          <m:ctrlPr>
+            <w:rPr>
+              <w:sz w:val="28"/>
+              <w:szCs w:val="28"/>
+            </w:rPr>
+          </m:ctrlPr>
         </m:oMathParaPr>
         <m:oMath>
           <m:r>
@@ -13742,6 +14328,12 @@
       <m:oMathPara>
         <m:oMathParaPr>
           <m:jc m:val="center"/>
+          <m:ctrlPr>
+            <w:rPr>
+              <w:sz w:val="28"/>
+              <w:szCs w:val="28"/>
+            </w:rPr>
+          </m:ctrlPr>
         </m:oMathParaPr>
         <m:oMath>
           <m:r>
@@ -14043,8 +14635,8 @@
         </w:pict>
       </w:r>
     </w:p>
-    <w:bookmarkEnd w:id="30"/>
-    <w:bookmarkStart w:id="31" w:name="例题-4氙化合物-vsepr-综合"/>
+    <w:bookmarkEnd w:id="57"/>
+    <w:bookmarkStart w:id="58" w:name="例题-4氙化合物-vsepr-综合"/>
     <w:p>
       <w:pPr>
         <w:pStyle w:val="Heading3"/>
@@ -14583,7 +15175,7 @@
           <w:p>
             <w:pPr>
               <w:pStyle w:val="Compact"/>
-              <w:jc w:val="left"/>
+              <w:jc w:val="center"/>
             </w:pPr>
             <w:r>
               <w:rPr>
@@ -14665,7 +15257,7 @@
           <w:p>
             <w:pPr>
               <w:pStyle w:val="Compact"/>
-              <w:jc w:val="left"/>
+              <w:jc w:val="center"/>
             </w:pPr>
             <w:r>
               <w:rPr>
@@ -14742,7 +15334,7 @@
           <w:p>
             <w:pPr>
               <w:pStyle w:val="Compact"/>
-              <w:jc w:val="left"/>
+              <w:jc w:val="center"/>
             </w:pPr>
             <w:r>
               <w:rPr>
@@ -14819,7 +15411,7 @@
           <w:p>
             <w:pPr>
               <w:pStyle w:val="Compact"/>
-              <w:jc w:val="left"/>
+              <w:jc w:val="center"/>
             </w:pPr>
             <w:r>
               <w:rPr>
@@ -14896,7 +15488,7 @@
           <w:p>
             <w:pPr>
               <w:pStyle w:val="Compact"/>
-              <w:jc w:val="left"/>
+              <w:jc w:val="center"/>
             </w:pPr>
             <w:r>
               <w:rPr>
@@ -14973,7 +15565,7 @@
           <w:p>
             <w:pPr>
               <w:pStyle w:val="Compact"/>
-              <w:jc w:val="left"/>
+              <w:jc w:val="center"/>
             </w:pPr>
             <w:r>
               <w:rPr>
@@ -15052,8 +15644,8 @@
         </w:pict>
       </w:r>
     </w:p>
-    <w:bookmarkEnd w:id="31"/>
-    <w:bookmarkStart w:id="32" w:name="例题-5碱金属碳酸盐热稳定性比较"/>
+    <w:bookmarkEnd w:id="58"/>
+    <w:bookmarkStart w:id="59" w:name="例题-5碱金属碳酸盐热稳定性比较"/>
     <w:p>
       <w:pPr>
         <w:pStyle w:val="Heading3"/>
@@ -15236,7 +15828,7 @@
           <w:p>
             <w:pPr>
               <w:pStyle w:val="Compact"/>
-              <w:jc w:val="left"/>
+              <w:jc w:val="center"/>
             </w:pPr>
             <w:r>
               <w:rPr>
@@ -15268,7 +15860,7 @@
           <w:p>
             <w:pPr>
               <w:pStyle w:val="Compact"/>
-              <w:jc w:val="left"/>
+              <w:jc w:val="center"/>
             </w:pPr>
             <w:r>
               <w:rPr>
@@ -15284,7 +15876,7 @@
           <w:p>
             <w:pPr>
               <w:pStyle w:val="Compact"/>
-              <w:jc w:val="left"/>
+              <w:jc w:val="center"/>
             </w:pPr>
             <w:r>
               <w:rPr>
@@ -15302,7 +15894,7 @@
           <w:p>
             <w:pPr>
               <w:pStyle w:val="Compact"/>
-              <w:jc w:val="left"/>
+              <w:jc w:val="center"/>
             </w:pPr>
             <w:r>
               <w:rPr>
@@ -15338,7 +15930,7 @@
           <w:p>
             <w:pPr>
               <w:pStyle w:val="Compact"/>
-              <w:jc w:val="left"/>
+              <w:jc w:val="center"/>
             </w:pPr>
             <w:r>
               <w:rPr>
@@ -15353,7 +15945,7 @@
           <w:p>
             <w:pPr>
               <w:pStyle w:val="Compact"/>
-              <w:jc w:val="left"/>
+              <w:jc w:val="center"/>
             </w:pPr>
             <w:r>
               <w:rPr>
@@ -15388,7 +15980,7 @@
           <w:p>
             <w:pPr>
               <w:pStyle w:val="Compact"/>
-              <w:jc w:val="left"/>
+              <w:jc w:val="center"/>
             </w:pPr>
             <w:r>
               <w:rPr>
@@ -15424,7 +16016,7 @@
           <w:p>
             <w:pPr>
               <w:pStyle w:val="Compact"/>
-              <w:jc w:val="left"/>
+              <w:jc w:val="center"/>
             </w:pPr>
             <w:r>
               <w:rPr>
@@ -15439,7 +16031,7 @@
           <w:p>
             <w:pPr>
               <w:pStyle w:val="Compact"/>
-              <w:jc w:val="left"/>
+              <w:jc w:val="center"/>
             </w:pPr>
             <w:r>
               <w:rPr>
@@ -15480,7 +16072,7 @@
           <w:p>
             <w:pPr>
               <w:pStyle w:val="Compact"/>
-              <w:jc w:val="left"/>
+              <w:jc w:val="center"/>
             </w:pPr>
             <w:r>
               <w:rPr>
@@ -15516,7 +16108,7 @@
           <w:p>
             <w:pPr>
               <w:pStyle w:val="Compact"/>
-              <w:jc w:val="left"/>
+              <w:jc w:val="center"/>
             </w:pPr>
             <w:r>
               <w:rPr>
@@ -15531,7 +16123,7 @@
           <w:p>
             <w:pPr>
               <w:pStyle w:val="Compact"/>
-              <w:jc w:val="left"/>
+              <w:jc w:val="center"/>
             </w:pPr>
             <w:r>
               <w:rPr>
@@ -15572,7 +16164,7 @@
           <w:p>
             <w:pPr>
               <w:pStyle w:val="Compact"/>
-              <w:jc w:val="left"/>
+              <w:jc w:val="center"/>
             </w:pPr>
             <w:r>
               <w:rPr>
@@ -15608,7 +16200,7 @@
           <w:p>
             <w:pPr>
               <w:pStyle w:val="Compact"/>
-              <w:jc w:val="left"/>
+              <w:jc w:val="center"/>
             </w:pPr>
             <w:r>
               <w:rPr>
@@ -15623,7 +16215,7 @@
           <w:p>
             <w:pPr>
               <w:pStyle w:val="Compact"/>
-              <w:jc w:val="left"/>
+              <w:jc w:val="center"/>
             </w:pPr>
             <w:r>
               <w:rPr>
@@ -15751,9 +16343,9 @@
         </w:pict>
       </w:r>
     </w:p>
-    <w:bookmarkEnd w:id="32"/>
-    <w:bookmarkEnd w:id="33"/>
-    <w:bookmarkStart w:id="37" w:name="七核心速查卡"/>
+    <w:bookmarkEnd w:id="59"/>
+    <w:bookmarkEnd w:id="60"/>
+    <w:bookmarkStart w:id="64" w:name="七核心速查卡"/>
     <w:p>
       <w:pPr>
         <w:pStyle w:val="Heading2"/>
@@ -15765,7 +16357,7 @@
         <w:t xml:space="preserve">七、核心速查卡</w:t>
       </w:r>
     </w:p>
-    <w:bookmarkStart w:id="34" w:name="碱金属燃烧产物速查"/>
+    <w:bookmarkStart w:id="61" w:name="碱金属燃烧产物速查"/>
     <w:p>
       <w:pPr>
         <w:pStyle w:val="Heading3"/>
@@ -16033,8 +16625,8 @@
         </w:tc>
       </w:tr>
     </w:tbl>
-    <w:bookmarkEnd w:id="34"/>
-    <w:bookmarkStart w:id="35" w:name="ia-vs-iia-对比速查"/>
+    <w:bookmarkEnd w:id="61"/>
+    <w:bookmarkStart w:id="62" w:name="ia-vs-iia-对比速查"/>
     <w:p>
       <w:pPr>
         <w:pStyle w:val="Heading3"/>
@@ -16069,7 +16661,7 @@
           <w:p>
             <w:pPr>
               <w:pStyle w:val="Compact"/>
-              <w:jc w:val="left"/>
+              <w:jc w:val="center"/>
             </w:pPr>
             <w:r>
               <w:rPr>
@@ -16092,7 +16684,7 @@
           <w:p>
             <w:pPr>
               <w:pStyle w:val="Compact"/>
-              <w:jc w:val="left"/>
+              <w:jc w:val="center"/>
             </w:pPr>
             <w:r>
               <w:rPr>
@@ -16117,7 +16709,7 @@
           <w:p>
             <w:pPr>
               <w:pStyle w:val="Compact"/>
-              <w:jc w:val="left"/>
+              <w:jc w:val="center"/>
             </w:pPr>
             <w:r>
               <w:rPr>
@@ -16132,7 +16724,7 @@
           <w:p>
             <w:pPr>
               <w:pStyle w:val="Compact"/>
-              <w:jc w:val="left"/>
+              <w:jc w:val="center"/>
             </w:pPr>
             <w:r>
               <w:rPr>
@@ -16149,7 +16741,7 @@
           <w:p>
             <w:pPr>
               <w:pStyle w:val="Compact"/>
-              <w:jc w:val="left"/>
+              <w:jc w:val="center"/>
             </w:pPr>
             <w:r>
               <w:rPr>
@@ -16164,7 +16756,7 @@
           <w:p>
             <w:pPr>
               <w:pStyle w:val="Compact"/>
-              <w:jc w:val="left"/>
+              <w:jc w:val="center"/>
             </w:pPr>
             <w:r>
               <w:rPr>
@@ -16193,7 +16785,7 @@
           <w:p>
             <w:pPr>
               <w:pStyle w:val="Compact"/>
-              <w:jc w:val="left"/>
+              <w:jc w:val="center"/>
             </w:pPr>
             <w:r>
               <w:rPr>
@@ -16208,7 +16800,7 @@
           <w:p>
             <w:pPr>
               <w:pStyle w:val="Compact"/>
-              <w:jc w:val="left"/>
+              <w:jc w:val="center"/>
             </w:pPr>
             <w:r>
               <w:rPr>
@@ -16237,7 +16829,7 @@
           <w:p>
             <w:pPr>
               <w:pStyle w:val="Compact"/>
-              <w:jc w:val="left"/>
+              <w:jc w:val="center"/>
             </w:pPr>
             <w:r>
               <w:rPr>
@@ -16264,7 +16856,7 @@
           <w:p>
             <w:pPr>
               <w:pStyle w:val="Compact"/>
-              <w:jc w:val="left"/>
+              <w:jc w:val="center"/>
             </w:pPr>
             <w:r>
               <w:rPr>
@@ -16288,8 +16880,8 @@
         </w:tc>
       </w:tr>
     </w:tbl>
-    <w:bookmarkEnd w:id="35"/>
-    <w:bookmarkStart w:id="36" w:name="氙化合物-vsepr-速查"/>
+    <w:bookmarkEnd w:id="62"/>
+    <w:bookmarkStart w:id="63" w:name="氙化合物-vsepr-速查"/>
     <w:p>
       <w:pPr>
         <w:pStyle w:val="Heading3"/>
@@ -16333,7 +16925,7 @@
           <w:p>
             <w:pPr>
               <w:pStyle w:val="Compact"/>
-              <w:jc w:val="left"/>
+              <w:jc w:val="center"/>
             </w:pPr>
             <w:r>
               <w:rPr>
@@ -16390,7 +16982,7 @@
           <w:p>
             <w:pPr>
               <w:pStyle w:val="Compact"/>
-              <w:jc w:val="left"/>
+              <w:jc w:val="center"/>
             </w:pPr>
             <w:r>
               <w:rPr>
@@ -16437,7 +17029,7 @@
           <w:p>
             <w:pPr>
               <w:pStyle w:val="Compact"/>
-              <w:jc w:val="left"/>
+              <w:jc w:val="center"/>
             </w:pPr>
             <w:r>
               <w:rPr>
@@ -16484,7 +17076,7 @@
           <w:p>
             <w:pPr>
               <w:pStyle w:val="Compact"/>
-              <w:jc w:val="left"/>
+              <w:jc w:val="center"/>
             </w:pPr>
             <w:r>
               <w:rPr>
@@ -16531,7 +17123,7 @@
           <w:p>
             <w:pPr>
               <w:pStyle w:val="Compact"/>
-              <w:jc w:val="left"/>
+              <w:jc w:val="center"/>
             </w:pPr>
             <w:r>
               <w:rPr>
@@ -16578,7 +17170,7 @@
           <w:p>
             <w:pPr>
               <w:pStyle w:val="Compact"/>
-              <w:jc w:val="left"/>
+              <w:jc w:val="center"/>
             </w:pPr>
             <w:r>
               <w:rPr>
@@ -16625,7 +17217,7 @@
           <w:p>
             <w:pPr>
               <w:pStyle w:val="Compact"/>
-              <w:jc w:val="left"/>
+              <w:jc w:val="center"/>
             </w:pPr>
             <w:r>
               <w:rPr>
@@ -16674,9 +17266,9 @@
         </w:pict>
       </w:r>
     </w:p>
-    <w:bookmarkEnd w:id="36"/>
-    <w:bookmarkEnd w:id="37"/>
-    <w:bookmarkStart w:id="41" w:name="练习题"/>
+    <w:bookmarkEnd w:id="63"/>
+    <w:bookmarkEnd w:id="64"/>
+    <w:bookmarkStart w:id="68" w:name="练习题"/>
     <w:p>
       <w:pPr>
         <w:pStyle w:val="Heading2"/>
@@ -16688,7 +17280,7 @@
         <w:t xml:space="preserve">练习题</w:t>
       </w:r>
     </w:p>
-    <w:bookmarkStart w:id="38" w:name="基础巩固"/>
+    <w:bookmarkStart w:id="65" w:name="基础巩固"/>
     <w:p>
       <w:pPr>
         <w:pStyle w:val="Heading3"/>
@@ -16937,8 +17529,8 @@
         <w:t xml:space="preserve">的分子构型，写出中心原子的杂化方式和孤对电子数。</w:t>
       </w:r>
     </w:p>
-    <w:bookmarkEnd w:id="38"/>
-    <w:bookmarkStart w:id="39" w:name="提高训练"/>
+    <w:bookmarkEnd w:id="65"/>
+    <w:bookmarkStart w:id="66" w:name="提高训练"/>
     <w:p>
       <w:pPr>
         <w:pStyle w:val="Heading3"/>
@@ -17184,8 +17776,8 @@
         <w:t xml:space="preserve">在固态时的杂化方式是什么？</w:t>
       </w:r>
     </w:p>
-    <w:bookmarkEnd w:id="39"/>
-    <w:bookmarkStart w:id="40" w:name="参考答案"/>
+    <w:bookmarkEnd w:id="66"/>
+    <w:bookmarkStart w:id="67" w:name="参考答案"/>
     <w:p>
       <w:pPr>
         <w:pStyle w:val="Heading3"/>
@@ -18287,9 +18879,9 @@
         <w:t xml:space="preserve">对角线规则的典型表现。</w:t>
       </w:r>
     </w:p>
-    <w:bookmarkEnd w:id="40"/>
-    <w:bookmarkEnd w:id="41"/>
-    <w:bookmarkEnd w:id="42"/>
+    <w:bookmarkEnd w:id="67"/>
+    <w:bookmarkEnd w:id="68"/>
+    <w:bookmarkEnd w:id="69"/>
     <w:sectPr>
       <w:footerReference w:type="default" r:id="rId9"/>
       <w:footnotePr>

--- a/06-学生侧材料/讲义/2026-06-23-碱金属碱土金属与稀有气体.docx
+++ b/06-学生侧材料/讲义/2026-06-23-碱金属碱土金属与稀有气体.docx
@@ -903,8 +903,15 @@
     </w:tbl>
     <w:p>
       <w:pPr>
-        <w:pStyle w:val="BlockText"/>
+        <w:pStyle w:val="BodyText"/>
       </w:pPr>
+      <w:r>
+        <w:rPr>
+          <w:b/>
+          <w:bCs/>
+        </w:rPr>
+        <w:t xml:space="preserve">💡 </w:t>
+      </w:r>
       <w:r>
         <w:rPr>
           <w:rFonts w:hint="eastAsia" w:eastAsia="SimSun" w:ascii="Times New Roman" w:hAnsi="Times New Roman"/>
@@ -970,7 +977,7 @@
     </w:p>
     <w:p>
       <w:pPr>
-        <w:pStyle w:val="FirstParagraph"/>
+        <w:pStyle w:val="BodyText"/>
       </w:pPr>
       <w:r>
         <w:rPr>
@@ -2272,8 +2279,15 @@
     </w:p>
     <w:p>
       <w:pPr>
-        <w:pStyle w:val="BlockText"/>
+        <w:pStyle w:val="BodyText"/>
       </w:pPr>
+      <w:r>
+        <w:rPr>
+          <w:b/>
+          <w:bCs/>
+        </w:rPr>
+        <w:t xml:space="preserve">💡 </w:t>
+      </w:r>
       <w:r>
         <w:rPr>
           <w:rFonts w:hint="eastAsia" w:eastAsia="SimSun" w:ascii="Times New Roman" w:hAnsi="Times New Roman"/>
@@ -2324,7 +2338,7 @@
     </w:p>
     <w:p>
       <w:pPr>
-        <w:pStyle w:val="FirstParagraph"/>
+        <w:pStyle w:val="BodyText"/>
         <w:jc w:val="center"/>
       </w:pPr>
       <w:r>
@@ -2779,8 +2793,14 @@
     </w:tbl>
     <w:p>
       <w:pPr>
-        <w:pStyle w:val="BlockText"/>
+        <w:pStyle w:val="BodyText"/>
       </w:pPr>
+      <w:r>
+        <w:t xml:space="preserve">⚠️</w:t>
+      </w:r>
+      <w:r>
+        <w:t xml:space="preserve"> </w:t>
+      </w:r>
       <w:r>
         <w:rPr>
           <w:rFonts w:hint="eastAsia" w:eastAsia="SimSun" w:ascii="Times New Roman" w:hAnsi="Times New Roman"/>
@@ -2844,7 +2864,7 @@
     </w:p>
     <w:p>
       <w:pPr>
-        <w:pStyle w:val="FirstParagraph"/>
+        <w:pStyle w:val="BodyText"/>
       </w:pPr>
       <w:r>
         <w:rPr>
@@ -3205,10 +3225,10 @@
     </w:p>
     <w:p>
       <w:pPr>
-        <w:pStyle w:val="BlockText"/>
+        <w:pStyle w:val="FirstParagraph"/>
       </w:pPr>
       <w:r>
-        <w:t xml:space="preserve">KO₂ </w:t>
+        <w:t xml:space="preserve">💡 KO₂ </w:t>
       </w:r>
       <w:r>
         <w:rPr>
@@ -3270,7 +3290,7 @@
     </w:p>
     <w:p>
       <w:pPr>
-        <w:pStyle w:val="FirstParagraph"/>
+        <w:pStyle w:val="BodyText"/>
       </w:pPr>
       <w:r>
         <w:rPr>
@@ -4758,8 +4778,11 @@
     </w:p>
     <w:p>
       <w:pPr>
-        <w:pStyle w:val="BlockText"/>
+        <w:pStyle w:val="FirstParagraph"/>
       </w:pPr>
+      <w:r>
+        <w:t xml:space="preserve">💡 </w:t>
+      </w:r>
       <w:r>
         <w:rPr>
           <w:rFonts w:hint="eastAsia" w:eastAsia="SimSun" w:ascii="Times New Roman" w:hAnsi="Times New Roman"/>
@@ -6836,8 +6859,14 @@
     </w:p>
     <w:p>
       <w:pPr>
-        <w:pStyle w:val="BlockText"/>
+        <w:pStyle w:val="BodyText"/>
       </w:pPr>
+      <w:r>
+        <w:t xml:space="preserve">⚠️</w:t>
+      </w:r>
+      <w:r>
+        <w:t xml:space="preserve"> </w:t>
+      </w:r>
       <w:r>
         <w:rPr>
           <w:rFonts w:hint="eastAsia" w:eastAsia="SimSun" w:ascii="Times New Roman" w:hAnsi="Times New Roman"/>
@@ -7257,8 +7286,15 @@
     </w:tbl>
     <w:p>
       <w:pPr>
-        <w:pStyle w:val="BlockText"/>
+        <w:pStyle w:val="BodyText"/>
       </w:pPr>
+      <w:r>
+        <w:rPr>
+          <w:b/>
+          <w:bCs/>
+        </w:rPr>
+        <w:t xml:space="preserve">💡 </w:t>
+      </w:r>
       <w:r>
         <w:rPr>
           <w:rFonts w:hint="eastAsia" w:eastAsia="SimSun" w:ascii="Times New Roman" w:hAnsi="Times New Roman"/>
@@ -7303,7 +7339,7 @@
     </w:p>
     <w:p>
       <w:pPr>
-        <w:pStyle w:val="FirstParagraph"/>
+        <w:pStyle w:val="BodyText"/>
       </w:pPr>
       <w:r>
         <w:rPr>
@@ -9977,14 +10013,14 @@
     </w:tbl>
     <w:p>
       <w:pPr>
-        <w:pStyle w:val="BlockText"/>
+        <w:pStyle w:val="BodyText"/>
       </w:pPr>
       <w:r>
         <w:rPr>
           <w:b/>
           <w:bCs/>
         </w:rPr>
-        <w:t xml:space="preserve">VSEPR </w:t>
+        <w:t xml:space="preserve">💡 VSEPR </w:t>
       </w:r>
       <w:r>
         <w:rPr>
@@ -10018,7 +10054,7 @@
     </w:p>
     <w:p>
       <w:pPr>
-        <w:pStyle w:val="FirstParagraph"/>
+        <w:pStyle w:val="BodyText"/>
         <w:jc w:val="center"/>
       </w:pPr>
       <w:r>
@@ -11101,8 +11137,14 @@
     </w:p>
     <w:p>
       <w:pPr>
-        <w:pStyle w:val="BlockText"/>
+        <w:pStyle w:val="BodyText"/>
       </w:pPr>
+      <w:r>
+        <w:t xml:space="preserve">⚠️</w:t>
+      </w:r>
+      <w:r>
+        <w:t xml:space="preserve"> </w:t>
+      </w:r>
       <w:r>
         <w:rPr>
           <w:rFonts w:hint="eastAsia" w:eastAsia="SimSun" w:ascii="Times New Roman" w:hAnsi="Times New Roman"/>
@@ -11158,7 +11200,7 @@
     </w:p>
     <w:p>
       <w:pPr>
-        <w:pStyle w:val="BlockText"/>
+        <w:pStyle w:val="BodyText"/>
       </w:pPr>
       <m:oMathPara>
         <m:oMathParaPr>
@@ -11326,7 +11368,7 @@
     </w:p>
     <w:p>
       <w:pPr>
-        <w:pStyle w:val="BlockText"/>
+        <w:pStyle w:val="FirstParagraph"/>
       </w:pPr>
       <m:oMathPara>
         <m:oMathParaPr>
